--- a/Knowledge/2-Science/3-Social science/1-Linguistics/0-Intro to Linguistics/5-My Source/2-Linguistics Basics/2-Glyph and Allograph.docx
+++ b/Knowledge/2-Science/3-Social science/1-Linguistics/0-Intro to Linguistics/5-My Source/2-Linguistics Basics/2-Glyph and Allograph.docx
@@ -43,7 +43,27 @@
           <w:sz w:val="18"/>
           <w:highlight w:val="lightGray"/>
         </w:rPr>
-        <w:t xml:space="preserve">: Persons Table -&gt; ID Column: 1, Name_En Column: Motasem Essam] -&gt; </w:t>
+        <w:t xml:space="preserve">: Persons Table -&gt; ID Column: 1, </w:t>
+      </w:r>
+      <w:proofErr w:type="spellStart"/>
+      <w:r>
+        <w:rPr>
+          <w:rFonts w:ascii="Arial" w:eastAsia="Arial" w:hAnsi="Arial"/>
+          <w:color w:val="000000"/>
+          <w:sz w:val="18"/>
+          <w:highlight w:val="lightGray"/>
+        </w:rPr>
+        <w:t>Name_En</w:t>
+      </w:r>
+      <w:proofErr w:type="spellEnd"/>
+      <w:r>
+        <w:rPr>
+          <w:rFonts w:ascii="Arial" w:eastAsia="Arial" w:hAnsi="Arial"/>
+          <w:color w:val="000000"/>
+          <w:sz w:val="18"/>
+          <w:highlight w:val="lightGray"/>
+        </w:rPr>
+        <w:t xml:space="preserve"> Column: Motasem Essam] -&gt; </w:t>
       </w:r>
       <w:r>
         <w:rPr>
@@ -62,7 +82,27 @@
           <w:sz w:val="18"/>
           <w:highlight w:val="lightGray"/>
         </w:rPr>
-        <w:t xml:space="preserve"> [Chatgpt (GPT-4-turbo)] </w:t>
+        <w:t xml:space="preserve"> [</w:t>
+      </w:r>
+      <w:proofErr w:type="spellStart"/>
+      <w:r>
+        <w:rPr>
+          <w:rFonts w:ascii="Arial" w:eastAsia="Arial" w:hAnsi="Arial"/>
+          <w:color w:val="000000"/>
+          <w:sz w:val="18"/>
+          <w:highlight w:val="lightGray"/>
+        </w:rPr>
+        <w:t>Chatgpt</w:t>
+      </w:r>
+      <w:proofErr w:type="spellEnd"/>
+      <w:r>
+        <w:rPr>
+          <w:rFonts w:ascii="Arial" w:eastAsia="Arial" w:hAnsi="Arial"/>
+          <w:color w:val="000000"/>
+          <w:sz w:val="18"/>
+          <w:highlight w:val="lightGray"/>
+        </w:rPr>
+        <w:t xml:space="preserve"> (GPT-4-turbo)] </w:t>
       </w:r>
       <w:r>
         <w:rPr>
@@ -165,7 +205,7 @@
     </w:p>
     <w:p>
       <w:r>
-        <w:pict>
+        <w:pict w14:anchorId="016FA99E">
           <v:rect id="_x0000_i1025" style="width:0;height:1.5pt" o:hralign="center" o:hrstd="t" o:hr="t" fillcolor="#a0a0a0" stroked="f"/>
         </w:pict>
       </w:r>
@@ -204,7 +244,27 @@
           <w:sz w:val="18"/>
           <w:highlight w:val="lightGray"/>
         </w:rPr>
-        <w:t xml:space="preserve">: Persons Table -&gt; ID Column: 1, Name_En Column: Motasem Essam] -&gt; </w:t>
+        <w:t xml:space="preserve">: Persons Table -&gt; ID Column: 1, </w:t>
+      </w:r>
+      <w:proofErr w:type="spellStart"/>
+      <w:r>
+        <w:rPr>
+          <w:rFonts w:ascii="Arial" w:eastAsia="Arial" w:hAnsi="Arial"/>
+          <w:color w:val="000000"/>
+          <w:sz w:val="18"/>
+          <w:highlight w:val="lightGray"/>
+        </w:rPr>
+        <w:t>Name_En</w:t>
+      </w:r>
+      <w:proofErr w:type="spellEnd"/>
+      <w:r>
+        <w:rPr>
+          <w:rFonts w:ascii="Arial" w:eastAsia="Arial" w:hAnsi="Arial"/>
+          <w:color w:val="000000"/>
+          <w:sz w:val="18"/>
+          <w:highlight w:val="lightGray"/>
+        </w:rPr>
+        <w:t xml:space="preserve"> Column: Motasem Essam] -&gt; </w:t>
       </w:r>
       <w:r>
         <w:rPr>
@@ -223,7 +283,27 @@
           <w:sz w:val="18"/>
           <w:highlight w:val="lightGray"/>
         </w:rPr>
-        <w:t xml:space="preserve"> [Chatgpt (GPT-4-turbo)] </w:t>
+        <w:t xml:space="preserve"> [</w:t>
+      </w:r>
+      <w:proofErr w:type="spellStart"/>
+      <w:r>
+        <w:rPr>
+          <w:rFonts w:ascii="Arial" w:eastAsia="Arial" w:hAnsi="Arial"/>
+          <w:color w:val="000000"/>
+          <w:sz w:val="18"/>
+          <w:highlight w:val="lightGray"/>
+        </w:rPr>
+        <w:t>Chatgpt</w:t>
+      </w:r>
+      <w:proofErr w:type="spellEnd"/>
+      <w:r>
+        <w:rPr>
+          <w:rFonts w:ascii="Arial" w:eastAsia="Arial" w:hAnsi="Arial"/>
+          <w:color w:val="000000"/>
+          <w:sz w:val="18"/>
+          <w:highlight w:val="lightGray"/>
+        </w:rPr>
+        <w:t xml:space="preserve"> (GPT-4-turbo)] </w:t>
       </w:r>
       <w:r>
         <w:rPr>
@@ -327,7 +407,7 @@
     </w:p>
     <w:p>
       <w:r>
-        <w:pict>
+        <w:pict w14:anchorId="33CACBA5">
           <v:rect id="_x0000_i1026" style="width:0;height:1.5pt" o:hralign="center" o:hrstd="t" o:hr="t" fillcolor="#a0a0a0" stroked="f"/>
         </w:pict>
       </w:r>
@@ -372,7 +452,27 @@
           <w:sz w:val="18"/>
           <w:highlight w:val="lightGray"/>
         </w:rPr>
-        <w:t xml:space="preserve">: Persons Table -&gt; ID Column: 1, Name_En Column: Motasem Essam] -&gt; </w:t>
+        <w:t xml:space="preserve">: Persons Table -&gt; ID Column: 1, </w:t>
+      </w:r>
+      <w:proofErr w:type="spellStart"/>
+      <w:r>
+        <w:rPr>
+          <w:rFonts w:ascii="Arial" w:eastAsia="Arial" w:hAnsi="Arial"/>
+          <w:color w:val="000000"/>
+          <w:sz w:val="18"/>
+          <w:highlight w:val="lightGray"/>
+        </w:rPr>
+        <w:t>Name_En</w:t>
+      </w:r>
+      <w:proofErr w:type="spellEnd"/>
+      <w:r>
+        <w:rPr>
+          <w:rFonts w:ascii="Arial" w:eastAsia="Arial" w:hAnsi="Arial"/>
+          <w:color w:val="000000"/>
+          <w:sz w:val="18"/>
+          <w:highlight w:val="lightGray"/>
+        </w:rPr>
+        <w:t xml:space="preserve"> Column: Motasem Essam] -&gt; </w:t>
       </w:r>
       <w:r>
         <w:rPr>
@@ -391,7 +491,27 @@
           <w:sz w:val="18"/>
           <w:highlight w:val="lightGray"/>
         </w:rPr>
-        <w:t xml:space="preserve"> [Chatgpt (GPT-4-turbo)] </w:t>
+        <w:t xml:space="preserve"> [</w:t>
+      </w:r>
+      <w:proofErr w:type="spellStart"/>
+      <w:r>
+        <w:rPr>
+          <w:rFonts w:ascii="Arial" w:eastAsia="Arial" w:hAnsi="Arial"/>
+          <w:color w:val="000000"/>
+          <w:sz w:val="18"/>
+          <w:highlight w:val="lightGray"/>
+        </w:rPr>
+        <w:t>Chatgpt</w:t>
+      </w:r>
+      <w:proofErr w:type="spellEnd"/>
+      <w:r>
+        <w:rPr>
+          <w:rFonts w:ascii="Arial" w:eastAsia="Arial" w:hAnsi="Arial"/>
+          <w:color w:val="000000"/>
+          <w:sz w:val="18"/>
+          <w:highlight w:val="lightGray"/>
+        </w:rPr>
+        <w:t xml:space="preserve"> (GPT-4-turbo)] </w:t>
       </w:r>
       <w:r>
         <w:rPr>
@@ -419,7 +539,7 @@
           <w:noProof/>
         </w:rPr>
         <w:drawing>
-          <wp:inline distT="114300" distB="114300" distL="114300" distR="114300" wp14:anchorId="4B809E48" wp14:editId="20450EB8">
+          <wp:inline distT="114300" distB="114300" distL="114300" distR="114300" wp14:anchorId="05F34A18" wp14:editId="616E2ED4">
             <wp:extent cx="5943600" cy="1193800"/>
             <wp:effectExtent l="0" t="0" r="0" b="0"/>
             <wp:docPr id="4" name="image7.png"/>
@@ -507,6 +627,7 @@
                 <w:rFonts w:ascii="Roboto Mono" w:eastAsia="Roboto Mono" w:hAnsi="Roboto Mono" w:cs="Roboto Mono"/>
                 <w:b/>
               </w:rPr>
+              <w:lastRenderedPageBreak/>
               <w:t>Term</w:t>
             </w:r>
           </w:p>
@@ -810,7 +931,7 @@
     </w:tbl>
     <w:p>
       <w:r>
-        <w:pict>
+        <w:pict w14:anchorId="5B0774BC">
           <v:rect id="_x0000_i1027" style="width:0;height:1.5pt" o:hralign="center" o:hrstd="t" o:hr="t" fillcolor="#a0a0a0" stroked="f"/>
         </w:pict>
       </w:r>
@@ -849,7 +970,27 @@
           <w:sz w:val="18"/>
           <w:highlight w:val="lightGray"/>
         </w:rPr>
-        <w:t xml:space="preserve">: Persons Table -&gt; ID Column: 1, Name_En Column: Motasem Essam] -&gt; </w:t>
+        <w:t xml:space="preserve">: Persons Table -&gt; ID Column: 1, </w:t>
+      </w:r>
+      <w:proofErr w:type="spellStart"/>
+      <w:r>
+        <w:rPr>
+          <w:rFonts w:ascii="Arial" w:eastAsia="Arial" w:hAnsi="Arial"/>
+          <w:color w:val="000000"/>
+          <w:sz w:val="18"/>
+          <w:highlight w:val="lightGray"/>
+        </w:rPr>
+        <w:t>Name_En</w:t>
+      </w:r>
+      <w:proofErr w:type="spellEnd"/>
+      <w:r>
+        <w:rPr>
+          <w:rFonts w:ascii="Arial" w:eastAsia="Arial" w:hAnsi="Arial"/>
+          <w:color w:val="000000"/>
+          <w:sz w:val="18"/>
+          <w:highlight w:val="lightGray"/>
+        </w:rPr>
+        <w:t xml:space="preserve"> Column: Motasem Essam] -&gt; </w:t>
       </w:r>
       <w:r>
         <w:rPr>
@@ -868,7 +1009,27 @@
           <w:sz w:val="18"/>
           <w:highlight w:val="lightGray"/>
         </w:rPr>
-        <w:t xml:space="preserve"> [Chatgpt (GPT-4-turbo)] </w:t>
+        <w:t xml:space="preserve"> [</w:t>
+      </w:r>
+      <w:proofErr w:type="spellStart"/>
+      <w:r>
+        <w:rPr>
+          <w:rFonts w:ascii="Arial" w:eastAsia="Arial" w:hAnsi="Arial"/>
+          <w:color w:val="000000"/>
+          <w:sz w:val="18"/>
+          <w:highlight w:val="lightGray"/>
+        </w:rPr>
+        <w:t>Chatgpt</w:t>
+      </w:r>
+      <w:proofErr w:type="spellEnd"/>
+      <w:r>
+        <w:rPr>
+          <w:rFonts w:ascii="Arial" w:eastAsia="Arial" w:hAnsi="Arial"/>
+          <w:color w:val="000000"/>
+          <w:sz w:val="18"/>
+          <w:highlight w:val="lightGray"/>
+        </w:rPr>
+        <w:t xml:space="preserve"> (GPT-4-turbo)] </w:t>
       </w:r>
       <w:r>
         <w:rPr>
@@ -1218,6 +1379,7 @@
         <w:rPr>
           <w:rFonts w:ascii="Roboto Mono" w:eastAsia="Roboto Mono" w:hAnsi="Roboto Mono" w:cs="Roboto Mono"/>
         </w:rPr>
+        <w:lastRenderedPageBreak/>
         <w:t xml:space="preserve">A </w:t>
       </w:r>
       <w:r>
@@ -1244,7 +1406,21 @@
         <w:rPr>
           <w:rFonts w:ascii="Roboto Mono" w:eastAsia="Roboto Mono" w:hAnsi="Roboto Mono" w:cs="Roboto Mono"/>
         </w:rPr>
-        <w:t xml:space="preserve"> (a+e joined) is a glyph representing two letters as one shape.</w:t>
+        <w:t xml:space="preserve"> (</w:t>
+      </w:r>
+      <w:proofErr w:type="spellStart"/>
+      <w:r>
+        <w:rPr>
+          <w:rFonts w:ascii="Roboto Mono" w:eastAsia="Roboto Mono" w:hAnsi="Roboto Mono" w:cs="Roboto Mono"/>
+        </w:rPr>
+        <w:t>a+e</w:t>
+      </w:r>
+      <w:proofErr w:type="spellEnd"/>
+      <w:r>
+        <w:rPr>
+          <w:rFonts w:ascii="Roboto Mono" w:eastAsia="Roboto Mono" w:hAnsi="Roboto Mono" w:cs="Roboto Mono"/>
+        </w:rPr>
+        <w:t xml:space="preserve"> joined) is a glyph representing two letters as one shape.</w:t>
       </w:r>
       <w:r>
         <w:rPr>
@@ -1329,14 +1505,10 @@
       <w:bookmarkStart w:id="5" w:name="_qqu203ihbzfw" w:colFirst="0" w:colLast="0"/>
       <w:bookmarkEnd w:id="5"/>
       <w:r>
-        <w:rPr>
-          <w:sz w:val="40"/>
-          <w:szCs w:val="40"/>
-        </w:rPr>
         <w:t xml:space="preserve">Glyph </w:t>
       </w:r>
       <w:r>
-        <w:t>Photo</w:t>
+        <w:t>Image</w:t>
       </w:r>
     </w:p>
     <w:p>
@@ -1356,15 +1528,28 @@
           <w:szCs w:val="18"/>
           <w:highlight w:val="lightGray"/>
         </w:rPr>
-        <w:t># Source: ScreenShots</w:t>
-      </w:r>
-      <w:r>
-        <w:rPr>
-          <w:rFonts w:ascii="Arial" w:eastAsia="Arial" w:hAnsi="Arial"/>
+        <w:t xml:space="preserve"># Source: </w:t>
+      </w:r>
+      <w:proofErr w:type="spellStart"/>
+      <w:r>
+        <w:rPr>
+          <w:rFonts w:ascii="Arial" w:eastAsia="Arial" w:hAnsi="Arial"/>
+          <w:b/>
+          <w:bCs/>
           <w:sz w:val="18"/>
           <w:szCs w:val="18"/>
           <w:highlight w:val="lightGray"/>
         </w:rPr>
+        <w:t>ScreenShots</w:t>
+      </w:r>
+      <w:proofErr w:type="spellEnd"/>
+      <w:r>
+        <w:rPr>
+          <w:rFonts w:ascii="Arial" w:eastAsia="Arial" w:hAnsi="Arial"/>
+          <w:sz w:val="18"/>
+          <w:szCs w:val="18"/>
+          <w:highlight w:val="lightGray"/>
+        </w:rPr>
         <w:t xml:space="preserve"> </w:t>
       </w:r>
       <w:r>
@@ -1405,7 +1590,27 @@
           <w:szCs w:val="18"/>
           <w:highlight w:val="lightGray"/>
         </w:rPr>
-        <w:t xml:space="preserve"> [Persons Table -&gt; ID Column: 1, Name_En Column: Motasem Essam] -&gt; </w:t>
+        <w:t xml:space="preserve"> [Persons Table -&gt; ID Column: 1, </w:t>
+      </w:r>
+      <w:proofErr w:type="spellStart"/>
+      <w:r>
+        <w:rPr>
+          <w:rFonts w:ascii="Arial" w:eastAsia="Arial" w:hAnsi="Arial"/>
+          <w:sz w:val="18"/>
+          <w:szCs w:val="18"/>
+          <w:highlight w:val="lightGray"/>
+        </w:rPr>
+        <w:t>Name_En</w:t>
+      </w:r>
+      <w:proofErr w:type="spellEnd"/>
+      <w:r>
+        <w:rPr>
+          <w:rFonts w:ascii="Arial" w:eastAsia="Arial" w:hAnsi="Arial"/>
+          <w:sz w:val="18"/>
+          <w:szCs w:val="18"/>
+          <w:highlight w:val="lightGray"/>
+        </w:rPr>
+        <w:t xml:space="preserve"> Column: Motasem Essam] -&gt; </w:t>
       </w:r>
       <w:r>
         <w:rPr>
@@ -1425,7 +1630,27 @@
           <w:szCs w:val="18"/>
           <w:highlight w:val="lightGray"/>
         </w:rPr>
-        <w:t xml:space="preserve"> [Lightshot Program] -&gt; </w:t>
+        <w:t xml:space="preserve"> [</w:t>
+      </w:r>
+      <w:proofErr w:type="spellStart"/>
+      <w:r>
+        <w:rPr>
+          <w:rFonts w:ascii="Arial" w:eastAsia="Arial" w:hAnsi="Arial"/>
+          <w:sz w:val="18"/>
+          <w:szCs w:val="18"/>
+          <w:highlight w:val="lightGray"/>
+        </w:rPr>
+        <w:t>Lightshot</w:t>
+      </w:r>
+      <w:proofErr w:type="spellEnd"/>
+      <w:r>
+        <w:rPr>
+          <w:rFonts w:ascii="Arial" w:eastAsia="Arial" w:hAnsi="Arial"/>
+          <w:sz w:val="18"/>
+          <w:szCs w:val="18"/>
+          <w:highlight w:val="lightGray"/>
+        </w:rPr>
+        <w:t xml:space="preserve"> Program] -&gt; </w:t>
       </w:r>
       <w:r>
         <w:rPr>
@@ -1612,7 +1837,7 @@
           <w:noProof/>
         </w:rPr>
         <w:drawing>
-          <wp:inline distT="114300" distB="114300" distL="114300" distR="114300" wp14:anchorId="1452652A" wp14:editId="37FFB834">
+          <wp:inline distT="114300" distB="114300" distL="114300" distR="114300" wp14:anchorId="4816403D" wp14:editId="18AB4C3D">
             <wp:extent cx="2247900" cy="2857500"/>
             <wp:effectExtent l="0" t="0" r="0" b="0"/>
             <wp:docPr id="5" name="image3.png"/>
@@ -1650,7 +1875,7 @@
     </w:p>
     <w:p>
       <w:r>
-        <w:pict>
+        <w:pict w14:anchorId="7E987F19">
           <v:rect id="_x0000_i1028" style="width:0;height:1.5pt" o:hralign="center" o:hrstd="t" o:hr="t" fillcolor="#a0a0a0" stroked="f"/>
         </w:pict>
       </w:r>
@@ -1689,7 +1914,27 @@
           <w:sz w:val="18"/>
           <w:highlight w:val="lightGray"/>
         </w:rPr>
-        <w:t xml:space="preserve">: Persons Table -&gt; ID Column: 1, Name_En Column: Motasem Essam] -&gt; </w:t>
+        <w:t xml:space="preserve">: Persons Table -&gt; ID Column: 1, </w:t>
+      </w:r>
+      <w:proofErr w:type="spellStart"/>
+      <w:r>
+        <w:rPr>
+          <w:rFonts w:ascii="Arial" w:eastAsia="Arial" w:hAnsi="Arial"/>
+          <w:color w:val="000000"/>
+          <w:sz w:val="18"/>
+          <w:highlight w:val="lightGray"/>
+        </w:rPr>
+        <w:t>Name_En</w:t>
+      </w:r>
+      <w:proofErr w:type="spellEnd"/>
+      <w:r>
+        <w:rPr>
+          <w:rFonts w:ascii="Arial" w:eastAsia="Arial" w:hAnsi="Arial"/>
+          <w:color w:val="000000"/>
+          <w:sz w:val="18"/>
+          <w:highlight w:val="lightGray"/>
+        </w:rPr>
+        <w:t xml:space="preserve"> Column: Motasem Essam] -&gt; </w:t>
       </w:r>
       <w:r>
         <w:rPr>
@@ -1708,7 +1953,27 @@
           <w:sz w:val="18"/>
           <w:highlight w:val="lightGray"/>
         </w:rPr>
-        <w:t xml:space="preserve"> [Chatgpt (GPT-4-turbo)] </w:t>
+        <w:t xml:space="preserve"> [</w:t>
+      </w:r>
+      <w:proofErr w:type="spellStart"/>
+      <w:r>
+        <w:rPr>
+          <w:rFonts w:ascii="Arial" w:eastAsia="Arial" w:hAnsi="Arial"/>
+          <w:color w:val="000000"/>
+          <w:sz w:val="18"/>
+          <w:highlight w:val="lightGray"/>
+        </w:rPr>
+        <w:t>Chatgpt</w:t>
+      </w:r>
+      <w:proofErr w:type="spellEnd"/>
+      <w:r>
+        <w:rPr>
+          <w:rFonts w:ascii="Arial" w:eastAsia="Arial" w:hAnsi="Arial"/>
+          <w:color w:val="000000"/>
+          <w:sz w:val="18"/>
+          <w:highlight w:val="lightGray"/>
+        </w:rPr>
+        <w:t xml:space="preserve"> (GPT-4-turbo)] </w:t>
       </w:r>
       <w:r>
         <w:rPr>
@@ -1741,6 +2006,7 @@
         <w:rPr>
           <w:rFonts w:ascii="Roboto Mono" w:eastAsia="Roboto Mono" w:hAnsi="Roboto Mono" w:cs="Roboto Mono"/>
         </w:rPr>
+        <w:lastRenderedPageBreak/>
         <w:t xml:space="preserve">Glyphs are used by </w:t>
       </w:r>
       <w:r>
@@ -1772,7 +2038,7 @@
     </w:p>
     <w:p>
       <w:r>
-        <w:pict>
+        <w:pict w14:anchorId="3B50D21A">
           <v:rect id="_x0000_i1029" style="width:0;height:1.5pt" o:hralign="center" o:hrstd="t" o:hr="t" fillcolor="#a0a0a0" stroked="f"/>
         </w:pict>
       </w:r>
@@ -1811,7 +2077,27 @@
           <w:sz w:val="18"/>
           <w:highlight w:val="lightGray"/>
         </w:rPr>
-        <w:t xml:space="preserve">: Persons Table -&gt; ID Column: 1, Name_En Column: Motasem Essam] -&gt; </w:t>
+        <w:t xml:space="preserve">: Persons Table -&gt; ID Column: 1, </w:t>
+      </w:r>
+      <w:proofErr w:type="spellStart"/>
+      <w:r>
+        <w:rPr>
+          <w:rFonts w:ascii="Arial" w:eastAsia="Arial" w:hAnsi="Arial"/>
+          <w:color w:val="000000"/>
+          <w:sz w:val="18"/>
+          <w:highlight w:val="lightGray"/>
+        </w:rPr>
+        <w:t>Name_En</w:t>
+      </w:r>
+      <w:proofErr w:type="spellEnd"/>
+      <w:r>
+        <w:rPr>
+          <w:rFonts w:ascii="Arial" w:eastAsia="Arial" w:hAnsi="Arial"/>
+          <w:color w:val="000000"/>
+          <w:sz w:val="18"/>
+          <w:highlight w:val="lightGray"/>
+        </w:rPr>
+        <w:t xml:space="preserve"> Column: Motasem Essam] -&gt; </w:t>
       </w:r>
       <w:r>
         <w:rPr>
@@ -1830,7 +2116,27 @@
           <w:sz w:val="18"/>
           <w:highlight w:val="lightGray"/>
         </w:rPr>
-        <w:t xml:space="preserve"> [Chatgpt (GPT-4-turbo)] </w:t>
+        <w:t xml:space="preserve"> [</w:t>
+      </w:r>
+      <w:proofErr w:type="spellStart"/>
+      <w:r>
+        <w:rPr>
+          <w:rFonts w:ascii="Arial" w:eastAsia="Arial" w:hAnsi="Arial"/>
+          <w:color w:val="000000"/>
+          <w:sz w:val="18"/>
+          <w:highlight w:val="lightGray"/>
+        </w:rPr>
+        <w:t>Chatgpt</w:t>
+      </w:r>
+      <w:proofErr w:type="spellEnd"/>
+      <w:r>
+        <w:rPr>
+          <w:rFonts w:ascii="Arial" w:eastAsia="Arial" w:hAnsi="Arial"/>
+          <w:color w:val="000000"/>
+          <w:sz w:val="18"/>
+          <w:highlight w:val="lightGray"/>
+        </w:rPr>
+        <w:t xml:space="preserve"> (GPT-4-turbo)] </w:t>
       </w:r>
       <w:r>
         <w:rPr>
@@ -1964,7 +2270,27 @@
           <w:sz w:val="18"/>
           <w:highlight w:val="lightGray"/>
         </w:rPr>
-        <w:t xml:space="preserve">: Persons Table -&gt; ID Column: 1, Name_En Column: Motasem Essam] -&gt; </w:t>
+        <w:t xml:space="preserve">: Persons Table -&gt; ID Column: 1, </w:t>
+      </w:r>
+      <w:proofErr w:type="spellStart"/>
+      <w:r>
+        <w:rPr>
+          <w:rFonts w:ascii="Arial" w:eastAsia="Arial" w:hAnsi="Arial"/>
+          <w:color w:val="000000"/>
+          <w:sz w:val="18"/>
+          <w:highlight w:val="lightGray"/>
+        </w:rPr>
+        <w:t>Name_En</w:t>
+      </w:r>
+      <w:proofErr w:type="spellEnd"/>
+      <w:r>
+        <w:rPr>
+          <w:rFonts w:ascii="Arial" w:eastAsia="Arial" w:hAnsi="Arial"/>
+          <w:color w:val="000000"/>
+          <w:sz w:val="18"/>
+          <w:highlight w:val="lightGray"/>
+        </w:rPr>
+        <w:t xml:space="preserve"> Column: Motasem Essam] -&gt; </w:t>
       </w:r>
       <w:r>
         <w:rPr>
@@ -1983,7 +2309,27 @@
           <w:sz w:val="18"/>
           <w:highlight w:val="lightGray"/>
         </w:rPr>
-        <w:t xml:space="preserve"> [Chatgpt (GPT-4-turbo)] </w:t>
+        <w:t xml:space="preserve"> [</w:t>
+      </w:r>
+      <w:proofErr w:type="spellStart"/>
+      <w:r>
+        <w:rPr>
+          <w:rFonts w:ascii="Arial" w:eastAsia="Arial" w:hAnsi="Arial"/>
+          <w:color w:val="000000"/>
+          <w:sz w:val="18"/>
+          <w:highlight w:val="lightGray"/>
+        </w:rPr>
+        <w:t>Chatgpt</w:t>
+      </w:r>
+      <w:proofErr w:type="spellEnd"/>
+      <w:r>
+        <w:rPr>
+          <w:rFonts w:ascii="Arial" w:eastAsia="Arial" w:hAnsi="Arial"/>
+          <w:color w:val="000000"/>
+          <w:sz w:val="18"/>
+          <w:highlight w:val="lightGray"/>
+        </w:rPr>
+        <w:t xml:space="preserve"> (GPT-4-turbo)] </w:t>
       </w:r>
       <w:r>
         <w:rPr>
@@ -2073,7 +2419,7 @@
     </w:p>
     <w:p>
       <w:r>
-        <w:pict>
+        <w:pict w14:anchorId="2698F834">
           <v:rect id="_x0000_i1030" style="width:0;height:1.5pt" o:hralign="center" o:hrstd="t" o:hr="t" fillcolor="#a0a0a0" stroked="f"/>
         </w:pict>
       </w:r>
@@ -2112,7 +2458,27 @@
           <w:sz w:val="18"/>
           <w:highlight w:val="lightGray"/>
         </w:rPr>
-        <w:t xml:space="preserve">: Persons Table -&gt; ID Column: 1, Name_En Column: Motasem Essam] -&gt; </w:t>
+        <w:t xml:space="preserve">: Persons Table -&gt; ID Column: 1, </w:t>
+      </w:r>
+      <w:proofErr w:type="spellStart"/>
+      <w:r>
+        <w:rPr>
+          <w:rFonts w:ascii="Arial" w:eastAsia="Arial" w:hAnsi="Arial"/>
+          <w:color w:val="000000"/>
+          <w:sz w:val="18"/>
+          <w:highlight w:val="lightGray"/>
+        </w:rPr>
+        <w:t>Name_En</w:t>
+      </w:r>
+      <w:proofErr w:type="spellEnd"/>
+      <w:r>
+        <w:rPr>
+          <w:rFonts w:ascii="Arial" w:eastAsia="Arial" w:hAnsi="Arial"/>
+          <w:color w:val="000000"/>
+          <w:sz w:val="18"/>
+          <w:highlight w:val="lightGray"/>
+        </w:rPr>
+        <w:t xml:space="preserve"> Column: Motasem Essam] -&gt; </w:t>
       </w:r>
       <w:r>
         <w:rPr>
@@ -2131,7 +2497,27 @@
           <w:sz w:val="18"/>
           <w:highlight w:val="lightGray"/>
         </w:rPr>
-        <w:t xml:space="preserve"> [Chatgpt (GPT-4-turbo)] </w:t>
+        <w:t xml:space="preserve"> [</w:t>
+      </w:r>
+      <w:proofErr w:type="spellStart"/>
+      <w:r>
+        <w:rPr>
+          <w:rFonts w:ascii="Arial" w:eastAsia="Arial" w:hAnsi="Arial"/>
+          <w:color w:val="000000"/>
+          <w:sz w:val="18"/>
+          <w:highlight w:val="lightGray"/>
+        </w:rPr>
+        <w:t>Chatgpt</w:t>
+      </w:r>
+      <w:proofErr w:type="spellEnd"/>
+      <w:r>
+        <w:rPr>
+          <w:rFonts w:ascii="Arial" w:eastAsia="Arial" w:hAnsi="Arial"/>
+          <w:color w:val="000000"/>
+          <w:sz w:val="18"/>
+          <w:highlight w:val="lightGray"/>
+        </w:rPr>
+        <w:t xml:space="preserve"> (GPT-4-turbo)] </w:t>
       </w:r>
       <w:r>
         <w:rPr>
@@ -2209,7 +2595,7 @@
     </w:p>
     <w:p>
       <w:r>
-        <w:pict>
+        <w:pict w14:anchorId="5576A4AD">
           <v:rect id="_x0000_i1031" style="width:0;height:1.5pt" o:hralign="center" o:hrstd="t" o:hr="t" fillcolor="#a0a0a0" stroked="f"/>
         </w:pict>
       </w:r>
@@ -2224,6 +2610,7 @@
       <w:bookmarkStart w:id="11" w:name="_ii67qh4yxdoo" w:colFirst="0" w:colLast="0"/>
       <w:bookmarkEnd w:id="11"/>
       <w:r>
+        <w:lastRenderedPageBreak/>
         <w:t>🔤 Key Idea:</w:t>
       </w:r>
     </w:p>
@@ -2248,7 +2635,27 @@
           <w:sz w:val="18"/>
           <w:highlight w:val="lightGray"/>
         </w:rPr>
-        <w:t xml:space="preserve">: Persons Table -&gt; ID Column: 1, Name_En Column: Motasem Essam] -&gt; </w:t>
+        <w:t xml:space="preserve">: Persons Table -&gt; ID Column: 1, </w:t>
+      </w:r>
+      <w:proofErr w:type="spellStart"/>
+      <w:r>
+        <w:rPr>
+          <w:rFonts w:ascii="Arial" w:eastAsia="Arial" w:hAnsi="Arial"/>
+          <w:color w:val="000000"/>
+          <w:sz w:val="18"/>
+          <w:highlight w:val="lightGray"/>
+        </w:rPr>
+        <w:t>Name_En</w:t>
+      </w:r>
+      <w:proofErr w:type="spellEnd"/>
+      <w:r>
+        <w:rPr>
+          <w:rFonts w:ascii="Arial" w:eastAsia="Arial" w:hAnsi="Arial"/>
+          <w:color w:val="000000"/>
+          <w:sz w:val="18"/>
+          <w:highlight w:val="lightGray"/>
+        </w:rPr>
+        <w:t xml:space="preserve"> Column: Motasem Essam] -&gt; </w:t>
       </w:r>
       <w:r>
         <w:rPr>
@@ -2267,7 +2674,27 @@
           <w:sz w:val="18"/>
           <w:highlight w:val="lightGray"/>
         </w:rPr>
-        <w:t xml:space="preserve"> [Chatgpt (GPT-4-turbo)] </w:t>
+        <w:t xml:space="preserve"> [</w:t>
+      </w:r>
+      <w:proofErr w:type="spellStart"/>
+      <w:r>
+        <w:rPr>
+          <w:rFonts w:ascii="Arial" w:eastAsia="Arial" w:hAnsi="Arial"/>
+          <w:color w:val="000000"/>
+          <w:sz w:val="18"/>
+          <w:highlight w:val="lightGray"/>
+        </w:rPr>
+        <w:t>Chatgpt</w:t>
+      </w:r>
+      <w:proofErr w:type="spellEnd"/>
+      <w:r>
+        <w:rPr>
+          <w:rFonts w:ascii="Arial" w:eastAsia="Arial" w:hAnsi="Arial"/>
+          <w:color w:val="000000"/>
+          <w:sz w:val="18"/>
+          <w:highlight w:val="lightGray"/>
+        </w:rPr>
+        <w:t xml:space="preserve"> (GPT-4-turbo)] </w:t>
       </w:r>
       <w:r>
         <w:rPr>
@@ -2370,7 +2797,7 @@
     </w:p>
     <w:p>
       <w:r>
-        <w:pict>
+        <w:pict w14:anchorId="43986D1F">
           <v:rect id="_x0000_i1032" style="width:0;height:1.5pt" o:hralign="center" o:hrstd="t" o:hr="t" fillcolor="#a0a0a0" stroked="f"/>
         </w:pict>
       </w:r>
@@ -2409,7 +2836,27 @@
           <w:sz w:val="18"/>
           <w:highlight w:val="lightGray"/>
         </w:rPr>
-        <w:t xml:space="preserve">: Persons Table -&gt; ID Column: 1, Name_En Column: Motasem Essam] -&gt; </w:t>
+        <w:t xml:space="preserve">: Persons Table -&gt; ID Column: 1, </w:t>
+      </w:r>
+      <w:proofErr w:type="spellStart"/>
+      <w:r>
+        <w:rPr>
+          <w:rFonts w:ascii="Arial" w:eastAsia="Arial" w:hAnsi="Arial"/>
+          <w:color w:val="000000"/>
+          <w:sz w:val="18"/>
+          <w:highlight w:val="lightGray"/>
+        </w:rPr>
+        <w:t>Name_En</w:t>
+      </w:r>
+      <w:proofErr w:type="spellEnd"/>
+      <w:r>
+        <w:rPr>
+          <w:rFonts w:ascii="Arial" w:eastAsia="Arial" w:hAnsi="Arial"/>
+          <w:color w:val="000000"/>
+          <w:sz w:val="18"/>
+          <w:highlight w:val="lightGray"/>
+        </w:rPr>
+        <w:t xml:space="preserve"> Column: Motasem Essam] -&gt; </w:t>
       </w:r>
       <w:r>
         <w:rPr>
@@ -2428,7 +2875,27 @@
           <w:sz w:val="18"/>
           <w:highlight w:val="lightGray"/>
         </w:rPr>
-        <w:t xml:space="preserve"> [Chatgpt (GPT-4-turbo)] </w:t>
+        <w:t xml:space="preserve"> [</w:t>
+      </w:r>
+      <w:proofErr w:type="spellStart"/>
+      <w:r>
+        <w:rPr>
+          <w:rFonts w:ascii="Arial" w:eastAsia="Arial" w:hAnsi="Arial"/>
+          <w:color w:val="000000"/>
+          <w:sz w:val="18"/>
+          <w:highlight w:val="lightGray"/>
+        </w:rPr>
+        <w:t>Chatgpt</w:t>
+      </w:r>
+      <w:proofErr w:type="spellEnd"/>
+      <w:r>
+        <w:rPr>
+          <w:rFonts w:ascii="Arial" w:eastAsia="Arial" w:hAnsi="Arial"/>
+          <w:color w:val="000000"/>
+          <w:sz w:val="18"/>
+          <w:highlight w:val="lightGray"/>
+        </w:rPr>
+        <w:t xml:space="preserve"> (GPT-4-turbo)] </w:t>
       </w:r>
       <w:r>
         <w:rPr>
@@ -2456,7 +2923,7 @@
           <w:noProof/>
         </w:rPr>
         <w:drawing>
-          <wp:inline distT="114300" distB="114300" distL="114300" distR="114300" wp14:anchorId="684A625A" wp14:editId="08AC1122">
+          <wp:inline distT="114300" distB="114300" distL="114300" distR="114300" wp14:anchorId="499F03CB" wp14:editId="74617229">
             <wp:extent cx="5943600" cy="1574800"/>
             <wp:effectExtent l="0" t="0" r="0" b="0"/>
             <wp:docPr id="7" name="image6.png"/>
@@ -3060,6 +3527,7 @@
                 <w:rFonts w:ascii="Roboto Mono" w:eastAsia="Roboto Mono" w:hAnsi="Roboto Mono" w:cs="Roboto Mono"/>
                 <w:b/>
               </w:rPr>
+              <w:lastRenderedPageBreak/>
               <w:t>A</w:t>
             </w:r>
           </w:p>
@@ -3188,14 +3656,10 @@
       <w:bookmarkStart w:id="13" w:name="_e7mg404pqi75" w:colFirst="0" w:colLast="0"/>
       <w:bookmarkEnd w:id="13"/>
       <w:r>
-        <w:rPr>
-          <w:sz w:val="40"/>
-          <w:szCs w:val="40"/>
-        </w:rPr>
         <w:t xml:space="preserve">Allograph </w:t>
       </w:r>
       <w:r>
-        <w:t>Photo</w:t>
+        <w:t>Image</w:t>
       </w:r>
     </w:p>
     <w:p>
@@ -3215,15 +3679,28 @@
           <w:szCs w:val="18"/>
           <w:highlight w:val="lightGray"/>
         </w:rPr>
-        <w:t># Source: ScreenShots</w:t>
-      </w:r>
-      <w:r>
-        <w:rPr>
-          <w:rFonts w:ascii="Arial" w:eastAsia="Arial" w:hAnsi="Arial"/>
+        <w:t xml:space="preserve"># Source: </w:t>
+      </w:r>
+      <w:proofErr w:type="spellStart"/>
+      <w:r>
+        <w:rPr>
+          <w:rFonts w:ascii="Arial" w:eastAsia="Arial" w:hAnsi="Arial"/>
+          <w:b/>
+          <w:bCs/>
           <w:sz w:val="18"/>
           <w:szCs w:val="18"/>
           <w:highlight w:val="lightGray"/>
         </w:rPr>
+        <w:t>ScreenShots</w:t>
+      </w:r>
+      <w:proofErr w:type="spellEnd"/>
+      <w:r>
+        <w:rPr>
+          <w:rFonts w:ascii="Arial" w:eastAsia="Arial" w:hAnsi="Arial"/>
+          <w:sz w:val="18"/>
+          <w:szCs w:val="18"/>
+          <w:highlight w:val="lightGray"/>
+        </w:rPr>
         <w:t xml:space="preserve"> </w:t>
       </w:r>
       <w:r>
@@ -3264,7 +3741,27 @@
           <w:szCs w:val="18"/>
           <w:highlight w:val="lightGray"/>
         </w:rPr>
-        <w:t xml:space="preserve"> [Persons Table -&gt; ID Column: 1, Name_En Column: Motasem Essam] -&gt; </w:t>
+        <w:t xml:space="preserve"> [Persons Table -&gt; ID Column: 1, </w:t>
+      </w:r>
+      <w:proofErr w:type="spellStart"/>
+      <w:r>
+        <w:rPr>
+          <w:rFonts w:ascii="Arial" w:eastAsia="Arial" w:hAnsi="Arial"/>
+          <w:sz w:val="18"/>
+          <w:szCs w:val="18"/>
+          <w:highlight w:val="lightGray"/>
+        </w:rPr>
+        <w:t>Name_En</w:t>
+      </w:r>
+      <w:proofErr w:type="spellEnd"/>
+      <w:r>
+        <w:rPr>
+          <w:rFonts w:ascii="Arial" w:eastAsia="Arial" w:hAnsi="Arial"/>
+          <w:sz w:val="18"/>
+          <w:szCs w:val="18"/>
+          <w:highlight w:val="lightGray"/>
+        </w:rPr>
+        <w:t xml:space="preserve"> Column: Motasem Essam] -&gt; </w:t>
       </w:r>
       <w:r>
         <w:rPr>
@@ -3284,7 +3781,27 @@
           <w:szCs w:val="18"/>
           <w:highlight w:val="lightGray"/>
         </w:rPr>
-        <w:t xml:space="preserve"> [Lightshot Program] -&gt; </w:t>
+        <w:t xml:space="preserve"> [</w:t>
+      </w:r>
+      <w:proofErr w:type="spellStart"/>
+      <w:r>
+        <w:rPr>
+          <w:rFonts w:ascii="Arial" w:eastAsia="Arial" w:hAnsi="Arial"/>
+          <w:sz w:val="18"/>
+          <w:szCs w:val="18"/>
+          <w:highlight w:val="lightGray"/>
+        </w:rPr>
+        <w:t>Lightshot</w:t>
+      </w:r>
+      <w:proofErr w:type="spellEnd"/>
+      <w:r>
+        <w:rPr>
+          <w:rFonts w:ascii="Arial" w:eastAsia="Arial" w:hAnsi="Arial"/>
+          <w:sz w:val="18"/>
+          <w:szCs w:val="18"/>
+          <w:highlight w:val="lightGray"/>
+        </w:rPr>
+        <w:t xml:space="preserve"> Program] -&gt; </w:t>
       </w:r>
       <w:r>
         <w:rPr>
@@ -3470,8 +3987,9 @@
         <w:rPr>
           <w:noProof/>
         </w:rPr>
+        <w:lastRenderedPageBreak/>
         <w:drawing>
-          <wp:inline distT="114300" distB="114300" distL="114300" distR="114300" wp14:anchorId="4C19F12F" wp14:editId="1A467BE2">
+          <wp:inline distT="114300" distB="114300" distL="114300" distR="114300" wp14:anchorId="596592EB" wp14:editId="28C21D4F">
             <wp:extent cx="2219325" cy="3000375"/>
             <wp:effectExtent l="0" t="0" r="0" b="0"/>
             <wp:docPr id="1" name="image5.png"/>
@@ -3509,7 +4027,7 @@
     </w:p>
     <w:p>
       <w:r>
-        <w:pict>
+        <w:pict w14:anchorId="39EB34AB">
           <v:rect id="_x0000_i1033" style="width:0;height:1.5pt" o:hralign="center" o:hrstd="t" o:hr="t" fillcolor="#a0a0a0" stroked="f"/>
         </w:pict>
       </w:r>
@@ -3548,7 +4066,27 @@
           <w:sz w:val="18"/>
           <w:highlight w:val="lightGray"/>
         </w:rPr>
-        <w:t xml:space="preserve">: Persons Table -&gt; ID Column: 1, Name_En Column: Motasem Essam] -&gt; </w:t>
+        <w:t xml:space="preserve">: Persons Table -&gt; ID Column: 1, </w:t>
+      </w:r>
+      <w:proofErr w:type="spellStart"/>
+      <w:r>
+        <w:rPr>
+          <w:rFonts w:ascii="Arial" w:eastAsia="Arial" w:hAnsi="Arial"/>
+          <w:color w:val="000000"/>
+          <w:sz w:val="18"/>
+          <w:highlight w:val="lightGray"/>
+        </w:rPr>
+        <w:t>Name_En</w:t>
+      </w:r>
+      <w:proofErr w:type="spellEnd"/>
+      <w:r>
+        <w:rPr>
+          <w:rFonts w:ascii="Arial" w:eastAsia="Arial" w:hAnsi="Arial"/>
+          <w:color w:val="000000"/>
+          <w:sz w:val="18"/>
+          <w:highlight w:val="lightGray"/>
+        </w:rPr>
+        <w:t xml:space="preserve"> Column: Motasem Essam] -&gt; </w:t>
       </w:r>
       <w:r>
         <w:rPr>
@@ -3567,7 +4105,27 @@
           <w:sz w:val="18"/>
           <w:highlight w:val="lightGray"/>
         </w:rPr>
-        <w:t xml:space="preserve"> [Chatgpt (GPT-4-turbo)] </w:t>
+        <w:t xml:space="preserve"> [</w:t>
+      </w:r>
+      <w:proofErr w:type="spellStart"/>
+      <w:r>
+        <w:rPr>
+          <w:rFonts w:ascii="Arial" w:eastAsia="Arial" w:hAnsi="Arial"/>
+          <w:color w:val="000000"/>
+          <w:sz w:val="18"/>
+          <w:highlight w:val="lightGray"/>
+        </w:rPr>
+        <w:t>Chatgpt</w:t>
+      </w:r>
+      <w:proofErr w:type="spellEnd"/>
+      <w:r>
+        <w:rPr>
+          <w:rFonts w:ascii="Arial" w:eastAsia="Arial" w:hAnsi="Arial"/>
+          <w:color w:val="000000"/>
+          <w:sz w:val="18"/>
+          <w:highlight w:val="lightGray"/>
+        </w:rPr>
+        <w:t xml:space="preserve"> (GPT-4-turbo)] </w:t>
       </w:r>
       <w:r>
         <w:rPr>
@@ -3706,7 +4264,7 @@
     </w:p>
     <w:p>
       <w:r>
-        <w:pict>
+        <w:pict w14:anchorId="0F505D37">
           <v:rect id="_x0000_i1034" style="width:0;height:1.5pt" o:hralign="center" o:hrstd="t" o:hr="t" fillcolor="#a0a0a0" stroked="f"/>
         </w:pict>
       </w:r>
@@ -3745,7 +4303,27 @@
           <w:sz w:val="18"/>
           <w:highlight w:val="lightGray"/>
         </w:rPr>
-        <w:t xml:space="preserve">: Persons Table -&gt; ID Column: 1, Name_En Column: Motasem Essam] -&gt; </w:t>
+        <w:t xml:space="preserve">: Persons Table -&gt; ID Column: 1, </w:t>
+      </w:r>
+      <w:proofErr w:type="spellStart"/>
+      <w:r>
+        <w:rPr>
+          <w:rFonts w:ascii="Arial" w:eastAsia="Arial" w:hAnsi="Arial"/>
+          <w:color w:val="000000"/>
+          <w:sz w:val="18"/>
+          <w:highlight w:val="lightGray"/>
+        </w:rPr>
+        <w:t>Name_En</w:t>
+      </w:r>
+      <w:proofErr w:type="spellEnd"/>
+      <w:r>
+        <w:rPr>
+          <w:rFonts w:ascii="Arial" w:eastAsia="Arial" w:hAnsi="Arial"/>
+          <w:color w:val="000000"/>
+          <w:sz w:val="18"/>
+          <w:highlight w:val="lightGray"/>
+        </w:rPr>
+        <w:t xml:space="preserve"> Column: Motasem Essam] -&gt; </w:t>
       </w:r>
       <w:r>
         <w:rPr>
@@ -3764,7 +4342,27 @@
           <w:sz w:val="18"/>
           <w:highlight w:val="lightGray"/>
         </w:rPr>
-        <w:t xml:space="preserve"> [Chatgpt (GPT-4-turbo)] </w:t>
+        <w:t xml:space="preserve"> [</w:t>
+      </w:r>
+      <w:proofErr w:type="spellStart"/>
+      <w:r>
+        <w:rPr>
+          <w:rFonts w:ascii="Arial" w:eastAsia="Arial" w:hAnsi="Arial"/>
+          <w:color w:val="000000"/>
+          <w:sz w:val="18"/>
+          <w:highlight w:val="lightGray"/>
+        </w:rPr>
+        <w:t>Chatgpt</w:t>
+      </w:r>
+      <w:proofErr w:type="spellEnd"/>
+      <w:r>
+        <w:rPr>
+          <w:rFonts w:ascii="Arial" w:eastAsia="Arial" w:hAnsi="Arial"/>
+          <w:color w:val="000000"/>
+          <w:sz w:val="18"/>
+          <w:highlight w:val="lightGray"/>
+        </w:rPr>
+        <w:t xml:space="preserve"> (GPT-4-turbo)] </w:t>
       </w:r>
       <w:r>
         <w:rPr>
@@ -3856,14 +4454,24 @@
         <w:rPr>
           <w:rFonts w:ascii="Roboto Mono" w:eastAsia="Roboto Mono" w:hAnsi="Roboto Mono" w:cs="Roboto Mono"/>
         </w:rPr>
+        <w:lastRenderedPageBreak/>
         <w:t xml:space="preserve">Example: The letter </w:t>
       </w:r>
-      <w:r>
-        <w:rPr>
-          <w:rFonts w:ascii="Roboto Mono" w:eastAsia="Roboto Mono" w:hAnsi="Roboto Mono" w:cs="Roboto Mono"/>
-          <w:b/>
-        </w:rPr>
-        <w:t>ʿAyn (</w:t>
+      <w:proofErr w:type="spellStart"/>
+      <w:r>
+        <w:rPr>
+          <w:rFonts w:ascii="Roboto Mono" w:eastAsia="Roboto Mono" w:hAnsi="Roboto Mono" w:cs="Roboto Mono"/>
+          <w:b/>
+        </w:rPr>
+        <w:t>ʿAyn</w:t>
+      </w:r>
+      <w:proofErr w:type="spellEnd"/>
+      <w:r>
+        <w:rPr>
+          <w:rFonts w:ascii="Roboto Mono" w:eastAsia="Roboto Mono" w:hAnsi="Roboto Mono" w:cs="Roboto Mono"/>
+          <w:b/>
+        </w:rPr>
+        <w:t xml:space="preserve"> (</w:t>
       </w:r>
       <w:r>
         <w:rPr>
@@ -3889,7 +4497,7 @@
     </w:p>
     <w:p>
       <w:r>
-        <w:pict>
+        <w:pict w14:anchorId="1914B956">
           <v:rect id="_x0000_i1035" style="width:0;height:1.5pt" o:hralign="center" o:hrstd="t" o:hr="t" fillcolor="#a0a0a0" stroked="f"/>
         </w:pict>
       </w:r>
@@ -3928,7 +4536,27 @@
           <w:sz w:val="18"/>
           <w:highlight w:val="lightGray"/>
         </w:rPr>
-        <w:t xml:space="preserve">: Persons Table -&gt; ID Column: 1, Name_En Column: Motasem Essam] -&gt; </w:t>
+        <w:t xml:space="preserve">: Persons Table -&gt; ID Column: 1, </w:t>
+      </w:r>
+      <w:proofErr w:type="spellStart"/>
+      <w:r>
+        <w:rPr>
+          <w:rFonts w:ascii="Arial" w:eastAsia="Arial" w:hAnsi="Arial"/>
+          <w:color w:val="000000"/>
+          <w:sz w:val="18"/>
+          <w:highlight w:val="lightGray"/>
+        </w:rPr>
+        <w:t>Name_En</w:t>
+      </w:r>
+      <w:proofErr w:type="spellEnd"/>
+      <w:r>
+        <w:rPr>
+          <w:rFonts w:ascii="Arial" w:eastAsia="Arial" w:hAnsi="Arial"/>
+          <w:color w:val="000000"/>
+          <w:sz w:val="18"/>
+          <w:highlight w:val="lightGray"/>
+        </w:rPr>
+        <w:t xml:space="preserve"> Column: Motasem Essam] -&gt; </w:t>
       </w:r>
       <w:r>
         <w:rPr>
@@ -3947,7 +4575,27 @@
           <w:sz w:val="18"/>
           <w:highlight w:val="lightGray"/>
         </w:rPr>
-        <w:t xml:space="preserve"> [Chatgpt (GPT-4-turbo)] </w:t>
+        <w:t xml:space="preserve"> [</w:t>
+      </w:r>
+      <w:proofErr w:type="spellStart"/>
+      <w:r>
+        <w:rPr>
+          <w:rFonts w:ascii="Arial" w:eastAsia="Arial" w:hAnsi="Arial"/>
+          <w:color w:val="000000"/>
+          <w:sz w:val="18"/>
+          <w:highlight w:val="lightGray"/>
+        </w:rPr>
+        <w:t>Chatgpt</w:t>
+      </w:r>
+      <w:proofErr w:type="spellEnd"/>
+      <w:r>
+        <w:rPr>
+          <w:rFonts w:ascii="Arial" w:eastAsia="Arial" w:hAnsi="Arial"/>
+          <w:color w:val="000000"/>
+          <w:sz w:val="18"/>
+          <w:highlight w:val="lightGray"/>
+        </w:rPr>
+        <w:t xml:space="preserve"> (GPT-4-turbo)] </w:t>
       </w:r>
       <w:r>
         <w:rPr>
@@ -3975,7 +4623,7 @@
           <w:noProof/>
         </w:rPr>
         <w:drawing>
-          <wp:inline distT="114300" distB="114300" distL="114300" distR="114300" wp14:anchorId="1D0B3E7B" wp14:editId="5368C30F">
+          <wp:inline distT="114300" distB="114300" distL="114300" distR="114300" wp14:anchorId="4B16CE1E" wp14:editId="44EE1F61">
             <wp:extent cx="5943600" cy="1193800"/>
             <wp:effectExtent l="0" t="0" r="0" b="0"/>
             <wp:docPr id="2" name="image2.png"/>
@@ -4479,7 +5127,27 @@
           <w:sz w:val="18"/>
           <w:highlight w:val="lightGray"/>
         </w:rPr>
-        <w:t xml:space="preserve">: Persons Table -&gt; ID Column: 1, Name_En Column: Motasem Essam] -&gt; </w:t>
+        <w:t xml:space="preserve">: Persons Table -&gt; ID Column: 1, </w:t>
+      </w:r>
+      <w:proofErr w:type="spellStart"/>
+      <w:r>
+        <w:rPr>
+          <w:rFonts w:ascii="Arial" w:eastAsia="Arial" w:hAnsi="Arial"/>
+          <w:color w:val="000000"/>
+          <w:sz w:val="18"/>
+          <w:highlight w:val="lightGray"/>
+        </w:rPr>
+        <w:t>Name_En</w:t>
+      </w:r>
+      <w:proofErr w:type="spellEnd"/>
+      <w:r>
+        <w:rPr>
+          <w:rFonts w:ascii="Arial" w:eastAsia="Arial" w:hAnsi="Arial"/>
+          <w:color w:val="000000"/>
+          <w:sz w:val="18"/>
+          <w:highlight w:val="lightGray"/>
+        </w:rPr>
+        <w:t xml:space="preserve"> Column: Motasem Essam] -&gt; </w:t>
       </w:r>
       <w:r>
         <w:rPr>
@@ -4498,7 +5166,27 @@
           <w:sz w:val="18"/>
           <w:highlight w:val="lightGray"/>
         </w:rPr>
-        <w:t xml:space="preserve"> [Chatgpt (GPT-4-turbo)] </w:t>
+        <w:t xml:space="preserve"> [</w:t>
+      </w:r>
+      <w:proofErr w:type="spellStart"/>
+      <w:r>
+        <w:rPr>
+          <w:rFonts w:ascii="Arial" w:eastAsia="Arial" w:hAnsi="Arial"/>
+          <w:color w:val="000000"/>
+          <w:sz w:val="18"/>
+          <w:highlight w:val="lightGray"/>
+        </w:rPr>
+        <w:t>Chatgpt</w:t>
+      </w:r>
+      <w:proofErr w:type="spellEnd"/>
+      <w:r>
+        <w:rPr>
+          <w:rFonts w:ascii="Arial" w:eastAsia="Arial" w:hAnsi="Arial"/>
+          <w:color w:val="000000"/>
+          <w:sz w:val="18"/>
+          <w:highlight w:val="lightGray"/>
+        </w:rPr>
+        <w:t xml:space="preserve"> (GPT-4-turbo)] </w:t>
       </w:r>
       <w:r>
         <w:rPr>
@@ -4588,7 +5276,7 @@
     </w:p>
     <w:p>
       <w:r>
-        <w:pict>
+        <w:pict w14:anchorId="7E3694D7">
           <v:rect id="_x0000_i1036" style="width:0;height:1.5pt" o:hralign="center" o:hrstd="t" o:hr="t" fillcolor="#a0a0a0" stroked="f"/>
         </w:pict>
       </w:r>
@@ -4598,8 +5286,9 @@
         <w:rPr>
           <w:noProof/>
         </w:rPr>
+        <w:lastRenderedPageBreak/>
         <w:drawing>
-          <wp:inline distT="114300" distB="114300" distL="114300" distR="114300" wp14:anchorId="750FF023" wp14:editId="7F7C58CF">
+          <wp:inline distT="114300" distB="114300" distL="114300" distR="114300" wp14:anchorId="0EF8FCB0" wp14:editId="010293BB">
             <wp:extent cx="5943600" cy="4025900"/>
             <wp:effectExtent l="0" t="0" r="0" b="0"/>
             <wp:docPr id="6" name="image1.png"/>
@@ -5135,6 +5824,7 @@
                 <w:rFonts w:ascii="Roboto Mono" w:eastAsia="Roboto Mono" w:hAnsi="Roboto Mono" w:cs="Roboto Mono"/>
                 <w:b/>
               </w:rPr>
+              <w:lastRenderedPageBreak/>
               <w:t>Examples</w:t>
             </w:r>
           </w:p>
@@ -5309,7 +5999,7 @@
     </w:p>
     <w:p>
       <w:r>
-        <w:pict>
+        <w:pict w14:anchorId="5AEA0B5A">
           <v:rect id="_x0000_i1037" style="width:0;height:1.5pt" o:hralign="center" o:hrstd="t" o:hr="t" fillcolor="#a0a0a0" stroked="f"/>
         </w:pict>
       </w:r>
@@ -5361,7 +6051,27 @@
           <w:sz w:val="18"/>
           <w:highlight w:val="lightGray"/>
         </w:rPr>
-        <w:t xml:space="preserve">: Persons Table -&gt; ID Column: 1, Name_En Column: Motasem Essam] -&gt; </w:t>
+        <w:t xml:space="preserve">: Persons Table -&gt; ID Column: 1, </w:t>
+      </w:r>
+      <w:proofErr w:type="spellStart"/>
+      <w:r>
+        <w:rPr>
+          <w:rFonts w:ascii="Arial" w:eastAsia="Arial" w:hAnsi="Arial"/>
+          <w:color w:val="000000"/>
+          <w:sz w:val="18"/>
+          <w:highlight w:val="lightGray"/>
+        </w:rPr>
+        <w:t>Name_En</w:t>
+      </w:r>
+      <w:proofErr w:type="spellEnd"/>
+      <w:r>
+        <w:rPr>
+          <w:rFonts w:ascii="Arial" w:eastAsia="Arial" w:hAnsi="Arial"/>
+          <w:color w:val="000000"/>
+          <w:sz w:val="18"/>
+          <w:highlight w:val="lightGray"/>
+        </w:rPr>
+        <w:t xml:space="preserve"> Column: Motasem Essam] -&gt; </w:t>
       </w:r>
       <w:r>
         <w:rPr>
@@ -5380,7 +6090,27 @@
           <w:sz w:val="18"/>
           <w:highlight w:val="lightGray"/>
         </w:rPr>
-        <w:t xml:space="preserve"> [Chatgpt (GPT-4-turbo)] </w:t>
+        <w:t xml:space="preserve"> [</w:t>
+      </w:r>
+      <w:proofErr w:type="spellStart"/>
+      <w:r>
+        <w:rPr>
+          <w:rFonts w:ascii="Arial" w:eastAsia="Arial" w:hAnsi="Arial"/>
+          <w:color w:val="000000"/>
+          <w:sz w:val="18"/>
+          <w:highlight w:val="lightGray"/>
+        </w:rPr>
+        <w:t>Chatgpt</w:t>
+      </w:r>
+      <w:proofErr w:type="spellEnd"/>
+      <w:r>
+        <w:rPr>
+          <w:rFonts w:ascii="Arial" w:eastAsia="Arial" w:hAnsi="Arial"/>
+          <w:color w:val="000000"/>
+          <w:sz w:val="18"/>
+          <w:highlight w:val="lightGray"/>
+        </w:rPr>
+        <w:t xml:space="preserve"> (GPT-4-turbo)] </w:t>
       </w:r>
       <w:r>
         <w:rPr>
@@ -5498,7 +6228,7 @@
     </w:p>
     <w:p>
       <w:r>
-        <w:pict>
+        <w:pict w14:anchorId="5FC27228">
           <v:rect id="_x0000_i1038" style="width:0;height:1.5pt" o:hralign="center" o:hrstd="t" o:hr="t" fillcolor="#a0a0a0" stroked="f"/>
         </w:pict>
       </w:r>
@@ -5549,7 +6279,27 @@
           <w:sz w:val="18"/>
           <w:highlight w:val="lightGray"/>
         </w:rPr>
-        <w:t xml:space="preserve">: Persons Table -&gt; ID Column: 1, Name_En Column: Motasem Essam] -&gt; </w:t>
+        <w:t xml:space="preserve">: Persons Table -&gt; ID Column: 1, </w:t>
+      </w:r>
+      <w:proofErr w:type="spellStart"/>
+      <w:r>
+        <w:rPr>
+          <w:rFonts w:ascii="Arial" w:eastAsia="Arial" w:hAnsi="Arial"/>
+          <w:color w:val="000000"/>
+          <w:sz w:val="18"/>
+          <w:highlight w:val="lightGray"/>
+        </w:rPr>
+        <w:t>Name_En</w:t>
+      </w:r>
+      <w:proofErr w:type="spellEnd"/>
+      <w:r>
+        <w:rPr>
+          <w:rFonts w:ascii="Arial" w:eastAsia="Arial" w:hAnsi="Arial"/>
+          <w:color w:val="000000"/>
+          <w:sz w:val="18"/>
+          <w:highlight w:val="lightGray"/>
+        </w:rPr>
+        <w:t xml:space="preserve"> Column: Motasem Essam] -&gt; </w:t>
       </w:r>
       <w:r>
         <w:rPr>
@@ -5568,7 +6318,27 @@
           <w:sz w:val="18"/>
           <w:highlight w:val="lightGray"/>
         </w:rPr>
-        <w:t xml:space="preserve"> [Chatgpt (GPT-4-turbo)] </w:t>
+        <w:t xml:space="preserve"> [</w:t>
+      </w:r>
+      <w:proofErr w:type="spellStart"/>
+      <w:r>
+        <w:rPr>
+          <w:rFonts w:ascii="Arial" w:eastAsia="Arial" w:hAnsi="Arial"/>
+          <w:color w:val="000000"/>
+          <w:sz w:val="18"/>
+          <w:highlight w:val="lightGray"/>
+        </w:rPr>
+        <w:t>Chatgpt</w:t>
+      </w:r>
+      <w:proofErr w:type="spellEnd"/>
+      <w:r>
+        <w:rPr>
+          <w:rFonts w:ascii="Arial" w:eastAsia="Arial" w:hAnsi="Arial"/>
+          <w:color w:val="000000"/>
+          <w:sz w:val="18"/>
+          <w:highlight w:val="lightGray"/>
+        </w:rPr>
+        <w:t xml:space="preserve"> (GPT-4-turbo)] </w:t>
       </w:r>
       <w:r>
         <w:rPr>
@@ -5672,6 +6442,7 @@
         <w:rPr>
           <w:rFonts w:ascii="Roboto Mono" w:eastAsia="Roboto Mono" w:hAnsi="Roboto Mono" w:cs="Roboto Mono"/>
         </w:rPr>
+        <w:lastRenderedPageBreak/>
         <w:t xml:space="preserve">Handwritten </w:t>
       </w:r>
       <w:r>
@@ -5877,7 +6648,7 @@
     </w:p>
     <w:p>
       <w:r>
-        <w:pict>
+        <w:pict w14:anchorId="41A25481">
           <v:rect id="_x0000_i1039" style="width:0;height:1.5pt" o:hralign="center" o:hrstd="t" o:hr="t" fillcolor="#a0a0a0" stroked="f"/>
         </w:pict>
       </w:r>
@@ -5934,7 +6705,27 @@
           <w:sz w:val="18"/>
           <w:highlight w:val="lightGray"/>
         </w:rPr>
-        <w:t xml:space="preserve">: Persons Table -&gt; ID Column: 1, Name_En Column: Motasem Essam] -&gt; </w:t>
+        <w:t xml:space="preserve">: Persons Table -&gt; ID Column: 1, </w:t>
+      </w:r>
+      <w:proofErr w:type="spellStart"/>
+      <w:r>
+        <w:rPr>
+          <w:rFonts w:ascii="Arial" w:eastAsia="Arial" w:hAnsi="Arial"/>
+          <w:color w:val="000000"/>
+          <w:sz w:val="18"/>
+          <w:highlight w:val="lightGray"/>
+        </w:rPr>
+        <w:t>Name_En</w:t>
+      </w:r>
+      <w:proofErr w:type="spellEnd"/>
+      <w:r>
+        <w:rPr>
+          <w:rFonts w:ascii="Arial" w:eastAsia="Arial" w:hAnsi="Arial"/>
+          <w:color w:val="000000"/>
+          <w:sz w:val="18"/>
+          <w:highlight w:val="lightGray"/>
+        </w:rPr>
+        <w:t xml:space="preserve"> Column: Motasem Essam] -&gt; </w:t>
       </w:r>
       <w:r>
         <w:rPr>
@@ -5953,7 +6744,27 @@
           <w:sz w:val="18"/>
           <w:highlight w:val="lightGray"/>
         </w:rPr>
-        <w:t xml:space="preserve"> [Chatgpt (GPT-4-turbo)] </w:t>
+        <w:t xml:space="preserve"> [</w:t>
+      </w:r>
+      <w:proofErr w:type="spellStart"/>
+      <w:r>
+        <w:rPr>
+          <w:rFonts w:ascii="Arial" w:eastAsia="Arial" w:hAnsi="Arial"/>
+          <w:color w:val="000000"/>
+          <w:sz w:val="18"/>
+          <w:highlight w:val="lightGray"/>
+        </w:rPr>
+        <w:t>Chatgpt</w:t>
+      </w:r>
+      <w:proofErr w:type="spellEnd"/>
+      <w:r>
+        <w:rPr>
+          <w:rFonts w:ascii="Arial" w:eastAsia="Arial" w:hAnsi="Arial"/>
+          <w:color w:val="000000"/>
+          <w:sz w:val="18"/>
+          <w:highlight w:val="lightGray"/>
+        </w:rPr>
+        <w:t xml:space="preserve"> (GPT-4-turbo)] </w:t>
       </w:r>
       <w:r>
         <w:rPr>
@@ -5981,7 +6792,7 @@
           <w:noProof/>
         </w:rPr>
         <w:drawing>
-          <wp:inline distT="114300" distB="114300" distL="114300" distR="114300" wp14:anchorId="60680531" wp14:editId="119C1CB8">
+          <wp:inline distT="114300" distB="114300" distL="114300" distR="114300" wp14:anchorId="0B90A8E4" wp14:editId="47ABE601">
             <wp:extent cx="5943600" cy="927100"/>
             <wp:effectExtent l="0" t="0" r="0" b="0"/>
             <wp:docPr id="3" name="image4.png"/>
@@ -6367,7 +7178,7 @@
     </w:tbl>
     <w:p>
       <w:r>
-        <w:pict>
+        <w:pict w14:anchorId="28A39087">
           <v:rect id="_x0000_i1040" style="width:0;height:1.5pt" o:hralign="center" o:hrstd="t" o:hr="t" fillcolor="#a0a0a0" stroked="f"/>
         </w:pict>
       </w:r>
@@ -6410,7 +7221,27 @@
           <w:sz w:val="18"/>
           <w:highlight w:val="lightGray"/>
         </w:rPr>
-        <w:t xml:space="preserve">: Persons Table -&gt; ID Column: 1, Name_En Column: Motasem Essam] -&gt; </w:t>
+        <w:t xml:space="preserve">: Persons Table -&gt; ID Column: 1, </w:t>
+      </w:r>
+      <w:proofErr w:type="spellStart"/>
+      <w:r>
+        <w:rPr>
+          <w:rFonts w:ascii="Arial" w:eastAsia="Arial" w:hAnsi="Arial"/>
+          <w:color w:val="000000"/>
+          <w:sz w:val="18"/>
+          <w:highlight w:val="lightGray"/>
+        </w:rPr>
+        <w:t>Name_En</w:t>
+      </w:r>
+      <w:proofErr w:type="spellEnd"/>
+      <w:r>
+        <w:rPr>
+          <w:rFonts w:ascii="Arial" w:eastAsia="Arial" w:hAnsi="Arial"/>
+          <w:color w:val="000000"/>
+          <w:sz w:val="18"/>
+          <w:highlight w:val="lightGray"/>
+        </w:rPr>
+        <w:t xml:space="preserve"> Column: Motasem Essam] -&gt; </w:t>
       </w:r>
       <w:r>
         <w:rPr>
@@ -6429,7 +7260,27 @@
           <w:sz w:val="18"/>
           <w:highlight w:val="lightGray"/>
         </w:rPr>
-        <w:t xml:space="preserve"> [Chatgpt (GPT-4-turbo)] </w:t>
+        <w:t xml:space="preserve"> [</w:t>
+      </w:r>
+      <w:proofErr w:type="spellStart"/>
+      <w:r>
+        <w:rPr>
+          <w:rFonts w:ascii="Arial" w:eastAsia="Arial" w:hAnsi="Arial"/>
+          <w:color w:val="000000"/>
+          <w:sz w:val="18"/>
+          <w:highlight w:val="lightGray"/>
+        </w:rPr>
+        <w:t>Chatgpt</w:t>
+      </w:r>
+      <w:proofErr w:type="spellEnd"/>
+      <w:r>
+        <w:rPr>
+          <w:rFonts w:ascii="Arial" w:eastAsia="Arial" w:hAnsi="Arial"/>
+          <w:color w:val="000000"/>
+          <w:sz w:val="18"/>
+          <w:highlight w:val="lightGray"/>
+        </w:rPr>
+        <w:t xml:space="preserve"> (GPT-4-turbo)] </w:t>
       </w:r>
       <w:r>
         <w:rPr>

--- a/Knowledge/2-Science/3-Social science/1-Linguistics/0-Intro to Linguistics/5-My Source/2-Linguistics Basics/2-Glyph and Allograph.docx
+++ b/Knowledge/2-Science/3-Social science/1-Linguistics/0-Intro to Linguistics/5-My Source/2-Linguistics Basics/2-Glyph and Allograph.docx
@@ -7337,311 +7337,364 @@
       </w:pPr>
       <w:r>
         <w:rPr>
-          <w:rFonts w:ascii="Arial" w:eastAsia="Arial" w:hAnsi="Arial"/>
-          <w:b/>
-          <w:bCs/>
-          <w:sz w:val="18"/>
-          <w:szCs w:val="18"/>
+          <w:rFonts w:ascii="Arial" w:hAnsi="Arial"/>
+          <w:b/>
+          <w:sz w:val="18"/>
           <w:highlight w:val="lightGray"/>
         </w:rPr>
         <w:t xml:space="preserve"># Source: </w:t>
       </w:r>
-      <w:proofErr w:type="spellStart"/>
-      <w:r>
-        <w:rPr>
-          <w:rFonts w:ascii="Arial" w:eastAsia="Arial" w:hAnsi="Arial"/>
-          <w:b/>
-          <w:bCs/>
-          <w:sz w:val="18"/>
-          <w:szCs w:val="18"/>
-          <w:highlight w:val="lightGray"/>
-        </w:rPr>
-        <w:t>ScreenShots</w:t>
-      </w:r>
-      <w:proofErr w:type="spellEnd"/>
-      <w:r>
-        <w:rPr>
-          <w:rFonts w:ascii="Arial" w:eastAsia="Arial" w:hAnsi="Arial"/>
-          <w:sz w:val="18"/>
-          <w:szCs w:val="18"/>
-          <w:highlight w:val="lightGray"/>
-        </w:rPr>
-        <w:t xml:space="preserve"> </w:t>
-      </w:r>
-      <w:r>
-        <w:rPr>
-          <w:rFonts w:ascii="Arial" w:eastAsia="Arial" w:hAnsi="Arial"/>
-          <w:b/>
-          <w:bCs/>
-          <w:sz w:val="18"/>
-          <w:szCs w:val="18"/>
+      <w:r>
+        <w:rPr>
+          <w:rFonts w:ascii="Arial" w:hAnsi="Arial" w:eastAsia="Arial" w:cs="Arial"/>
+          <w:b/>
+          <w:i w:val="0"/>
+          <w:color w:val="000000"/>
+          <w:sz w:val="18"/>
+          <w:highlight w:val="lightGray"/>
+        </w:rPr>
+        <w:t>S</w:t>
+      </w:r>
+      <w:r>
+        <w:rPr>
+          <w:rFonts w:ascii="Arial" w:hAnsi="Arial" w:eastAsia="Arial" w:cs="Arial"/>
+          <w:b/>
+          <w:i w:val="0"/>
+          <w:color w:val="000000"/>
+          <w:sz w:val="18"/>
+          <w:highlight w:val="lightGray"/>
+        </w:rPr>
+        <w:t>c</w:t>
+      </w:r>
+      <w:r>
+        <w:rPr>
+          <w:rFonts w:ascii="Arial" w:hAnsi="Arial" w:eastAsia="Arial" w:cs="Arial"/>
+          <w:b/>
+          <w:i w:val="0"/>
+          <w:color w:val="000000"/>
+          <w:sz w:val="18"/>
+          <w:highlight w:val="lightGray"/>
+        </w:rPr>
+        <w:t>r</w:t>
+      </w:r>
+      <w:r>
+        <w:rPr>
+          <w:rFonts w:ascii="Arial" w:hAnsi="Arial" w:eastAsia="Arial" w:cs="Arial"/>
+          <w:b/>
+          <w:i w:val="0"/>
+          <w:color w:val="000000"/>
+          <w:sz w:val="18"/>
+          <w:highlight w:val="lightGray"/>
+        </w:rPr>
+        <w:t>e</w:t>
+      </w:r>
+      <w:r>
+        <w:rPr>
+          <w:rFonts w:ascii="Arial" w:hAnsi="Arial" w:eastAsia="Arial" w:cs="Arial"/>
+          <w:b/>
+          <w:i w:val="0"/>
+          <w:color w:val="000000"/>
+          <w:sz w:val="18"/>
+          <w:highlight w:val="lightGray"/>
+        </w:rPr>
+        <w:t>e</w:t>
+      </w:r>
+      <w:r>
+        <w:rPr>
+          <w:rFonts w:ascii="Arial" w:hAnsi="Arial" w:eastAsia="Arial" w:cs="Arial"/>
+          <w:b/>
+          <w:i w:val="0"/>
+          <w:color w:val="000000"/>
+          <w:sz w:val="18"/>
+          <w:highlight w:val="lightGray"/>
+        </w:rPr>
+        <w:t>n</w:t>
+      </w:r>
+      <w:r>
+        <w:rPr>
+          <w:rFonts w:ascii="Arial" w:hAnsi="Arial" w:eastAsia="Arial" w:cs="Arial"/>
+          <w:b/>
+          <w:i w:val="0"/>
+          <w:color w:val="000000"/>
+          <w:sz w:val="18"/>
+          <w:highlight w:val="lightGray"/>
+        </w:rPr>
+        <w:t>S</w:t>
+      </w:r>
+      <w:r>
+        <w:rPr>
+          <w:rFonts w:ascii="Arial" w:hAnsi="Arial" w:eastAsia="Arial" w:cs="Arial"/>
+          <w:b/>
+          <w:i w:val="0"/>
+          <w:color w:val="000000"/>
+          <w:sz w:val="18"/>
+          <w:highlight w:val="lightGray"/>
+        </w:rPr>
+        <w:t>h</w:t>
+      </w:r>
+      <w:r>
+        <w:rPr>
+          <w:rFonts w:ascii="Arial" w:hAnsi="Arial" w:eastAsia="Arial" w:cs="Arial"/>
+          <w:b/>
+          <w:i w:val="0"/>
+          <w:color w:val="000000"/>
+          <w:sz w:val="18"/>
+          <w:highlight w:val="lightGray"/>
+        </w:rPr>
+        <w:t>o</w:t>
+      </w:r>
+      <w:r>
+        <w:rPr>
+          <w:rFonts w:ascii="Arial" w:hAnsi="Arial" w:eastAsia="Arial" w:cs="Arial"/>
+          <w:b/>
+          <w:i w:val="0"/>
+          <w:color w:val="000000"/>
+          <w:sz w:val="18"/>
+          <w:highlight w:val="lightGray"/>
+        </w:rPr>
+        <w:t>t</w:t>
+      </w:r>
+      <w:r>
+        <w:rPr>
+          <w:rFonts w:ascii="Arial" w:hAnsi="Arial"/>
+          <w:sz w:val="18"/>
+          <w:highlight w:val="lightGray"/>
+        </w:rPr>
+        <w:t xml:space="preserve"> </w:t>
+      </w:r>
+      <w:r>
+        <w:rPr>
+          <w:rFonts w:ascii="Arial" w:hAnsi="Arial"/>
+          <w:b/>
+          <w:sz w:val="18"/>
           <w:highlight w:val="lightGray"/>
         </w:rPr>
         <w:t>Source</w:t>
       </w:r>
       <w:r>
         <w:rPr>
-          <w:rFonts w:ascii="Arial" w:eastAsia="Arial" w:hAnsi="Arial"/>
-          <w:sz w:val="18"/>
-          <w:szCs w:val="18"/>
+          <w:rFonts w:ascii="Arial" w:hAnsi="Arial"/>
+          <w:sz w:val="18"/>
           <w:highlight w:val="lightGray"/>
         </w:rPr>
         <w:t xml:space="preserve">: </w:t>
       </w:r>
       <w:r>
         <w:rPr>
-          <w:rFonts w:ascii="Arial" w:eastAsia="Arial" w:hAnsi="Arial"/>
-          <w:b/>
-          <w:bCs/>
-          <w:sz w:val="18"/>
-          <w:szCs w:val="18"/>
+          <w:rFonts w:ascii="Arial" w:hAnsi="Arial"/>
+          <w:b/>
+          <w:sz w:val="18"/>
           <w:highlight w:val="lightGray"/>
         </w:rPr>
         <w:t>Provided by:</w:t>
       </w:r>
       <w:r>
         <w:rPr>
-          <w:rFonts w:ascii="Arial" w:eastAsia="Arial" w:hAnsi="Arial"/>
-          <w:sz w:val="18"/>
-          <w:szCs w:val="18"/>
+          <w:rFonts w:ascii="Arial" w:hAnsi="Arial"/>
+          <w:sz w:val="18"/>
           <w:highlight w:val="lightGray"/>
         </w:rPr>
         <w:t xml:space="preserve"> [Persons Table -&gt; ID Column: 1, </w:t>
       </w:r>
-      <w:proofErr w:type="spellStart"/>
-      <w:r>
-        <w:rPr>
-          <w:rFonts w:ascii="Arial" w:eastAsia="Arial" w:hAnsi="Arial"/>
-          <w:sz w:val="18"/>
-          <w:szCs w:val="18"/>
+      <w:r>
+        <w:rPr>
+          <w:rFonts w:ascii="Arial" w:hAnsi="Arial"/>
+          <w:sz w:val="18"/>
           <w:highlight w:val="lightGray"/>
         </w:rPr>
         <w:t>Name_En</w:t>
       </w:r>
-      <w:proofErr w:type="spellEnd"/>
-      <w:r>
-        <w:rPr>
-          <w:rFonts w:ascii="Arial" w:eastAsia="Arial" w:hAnsi="Arial"/>
-          <w:sz w:val="18"/>
-          <w:szCs w:val="18"/>
+      <w:r>
+        <w:rPr>
+          <w:rFonts w:ascii="Arial" w:hAnsi="Arial"/>
+          <w:sz w:val="18"/>
           <w:highlight w:val="lightGray"/>
         </w:rPr>
         <w:t xml:space="preserve"> Column: Motasem Essam] -&gt; </w:t>
       </w:r>
       <w:r>
         <w:rPr>
-          <w:rFonts w:ascii="Arial" w:eastAsia="Arial" w:hAnsi="Arial"/>
-          <w:b/>
-          <w:bCs/>
-          <w:sz w:val="18"/>
-          <w:szCs w:val="18"/>
+          <w:rFonts w:ascii="Arial" w:hAnsi="Arial"/>
+          <w:b/>
+          <w:sz w:val="18"/>
           <w:highlight w:val="lightGray"/>
         </w:rPr>
         <w:t>Tool:</w:t>
       </w:r>
       <w:r>
         <w:rPr>
-          <w:rFonts w:ascii="Arial" w:eastAsia="Arial" w:hAnsi="Arial"/>
-          <w:sz w:val="18"/>
-          <w:szCs w:val="18"/>
+          <w:rFonts w:ascii="Arial" w:hAnsi="Arial"/>
+          <w:sz w:val="18"/>
           <w:highlight w:val="lightGray"/>
         </w:rPr>
         <w:t xml:space="preserve"> [</w:t>
       </w:r>
-      <w:proofErr w:type="spellStart"/>
-      <w:r>
-        <w:rPr>
-          <w:rFonts w:ascii="Arial" w:eastAsia="Arial" w:hAnsi="Arial"/>
-          <w:sz w:val="18"/>
-          <w:szCs w:val="18"/>
+      <w:r>
+        <w:rPr>
+          <w:rFonts w:ascii="Arial" w:hAnsi="Arial"/>
+          <w:sz w:val="18"/>
           <w:highlight w:val="lightGray"/>
         </w:rPr>
         <w:t>Lightshot</w:t>
       </w:r>
-      <w:proofErr w:type="spellEnd"/>
-      <w:r>
-        <w:rPr>
-          <w:rFonts w:ascii="Arial" w:eastAsia="Arial" w:hAnsi="Arial"/>
-          <w:sz w:val="18"/>
-          <w:szCs w:val="18"/>
+      <w:r>
+        <w:rPr>
+          <w:rFonts w:ascii="Arial" w:hAnsi="Arial"/>
+          <w:sz w:val="18"/>
           <w:highlight w:val="lightGray"/>
         </w:rPr>
         <w:t xml:space="preserve"> Program] -&gt; </w:t>
       </w:r>
       <w:r>
         <w:rPr>
-          <w:rFonts w:ascii="Arial" w:eastAsia="Arial" w:hAnsi="Arial"/>
-          <w:b/>
-          <w:bCs/>
-          <w:sz w:val="18"/>
-          <w:szCs w:val="18"/>
+          <w:rFonts w:ascii="Arial" w:hAnsi="Arial"/>
+          <w:b/>
+          <w:sz w:val="18"/>
           <w:highlight w:val="lightGray"/>
         </w:rPr>
         <w:t xml:space="preserve">From </w:t>
       </w:r>
       <w:r>
         <w:rPr>
-          <w:rFonts w:ascii="Arial" w:eastAsia="Arial" w:hAnsi="Arial"/>
-          <w:sz w:val="18"/>
-          <w:szCs w:val="18"/>
+          <w:rFonts w:ascii="Arial" w:hAnsi="Arial"/>
+          <w:sz w:val="18"/>
           <w:highlight w:val="lightGray"/>
         </w:rPr>
         <w:t>[</w:t>
       </w:r>
       <w:r>
         <w:rPr>
-          <w:rFonts w:ascii="Arial" w:eastAsia="Arial" w:hAnsi="Arial"/>
-          <w:b/>
-          <w:bCs/>
-          <w:color w:val="000000" w:themeColor="text1"/>
-          <w:sz w:val="18"/>
-          <w:szCs w:val="18"/>
+          <w:rFonts w:ascii="Arial" w:hAnsi="Arial"/>
+          <w:b/>
+          <w:color w:val="000000"/>
+          <w:sz w:val="18"/>
           <w:highlight w:val="lightGray"/>
         </w:rPr>
         <w:t>Data Path</w:t>
       </w:r>
       <w:r>
         <w:rPr>
-          <w:rFonts w:ascii="Arial" w:eastAsia="Arial" w:hAnsi="Arial"/>
-          <w:color w:val="000000" w:themeColor="text1"/>
-          <w:sz w:val="18"/>
-          <w:szCs w:val="18"/>
+          <w:rFonts w:ascii="Arial" w:hAnsi="Arial"/>
+          <w:color w:val="000000"/>
+          <w:sz w:val="18"/>
           <w:highlight w:val="lightGray"/>
         </w:rPr>
         <w:t xml:space="preserve">: Sources Table -&gt; ID Column: 80, Content Title </w:t>
       </w:r>
       <w:r>
         <w:rPr>
-          <w:rFonts w:ascii="Arial" w:eastAsia="Arial" w:hAnsi="Arial"/>
-          <w:sz w:val="18"/>
-          <w:szCs w:val="18"/>
+          <w:rFonts w:ascii="Arial" w:hAnsi="Arial"/>
+          <w:sz w:val="18"/>
           <w:highlight w:val="lightGray"/>
         </w:rPr>
         <w:t>Column</w:t>
       </w:r>
       <w:r>
         <w:rPr>
-          <w:rFonts w:ascii="Arial" w:eastAsia="Arial" w:hAnsi="Arial"/>
-          <w:color w:val="000000" w:themeColor="text1"/>
-          <w:sz w:val="18"/>
-          <w:szCs w:val="18"/>
+          <w:rFonts w:ascii="Arial" w:hAnsi="Arial"/>
+          <w:color w:val="000000"/>
+          <w:sz w:val="18"/>
           <w:highlight w:val="lightGray"/>
         </w:rPr>
         <w:t>: Wiki Source - Glyph</w:t>
       </w:r>
       <w:r>
         <w:rPr>
-          <w:rFonts w:ascii="Arial" w:eastAsia="Arial" w:hAnsi="Arial"/>
-          <w:sz w:val="18"/>
-          <w:szCs w:val="18"/>
-          <w:highlight w:val="lightGray"/>
-        </w:rPr>
-        <w:t xml:space="preserve"> </w:t>
-      </w:r>
-      <w:r>
-        <w:rPr>
-          <w:rFonts w:ascii="Arial" w:eastAsia="Arial" w:hAnsi="Arial"/>
-          <w:b/>
-          <w:bCs/>
-          <w:color w:val="000000" w:themeColor="text1"/>
-          <w:sz w:val="18"/>
-          <w:szCs w:val="18"/>
+          <w:rFonts w:ascii="Arial" w:hAnsi="Arial"/>
+          <w:sz w:val="18"/>
+          <w:highlight w:val="lightGray"/>
+        </w:rPr>
+        <w:t xml:space="preserve"> </w:t>
+      </w:r>
+      <w:r>
+        <w:rPr>
+          <w:rFonts w:ascii="Arial" w:hAnsi="Arial"/>
+          <w:b/>
+          <w:color w:val="000000"/>
+          <w:sz w:val="18"/>
           <w:highlight w:val="lightGray"/>
         </w:rPr>
         <w:t>at</w:t>
       </w:r>
       <w:r>
         <w:rPr>
-          <w:rFonts w:ascii="Arial" w:eastAsia="Arial" w:hAnsi="Arial"/>
-          <w:color w:val="000000" w:themeColor="text1"/>
-          <w:sz w:val="18"/>
-          <w:szCs w:val="18"/>
+          <w:rFonts w:ascii="Arial" w:hAnsi="Arial"/>
+          <w:color w:val="000000"/>
+          <w:sz w:val="18"/>
           <w:highlight w:val="lightGray"/>
         </w:rPr>
         <w:t>: [</w:t>
       </w:r>
       <w:r>
         <w:rPr>
-          <w:rFonts w:ascii="Arial" w:eastAsia="Arial" w:hAnsi="Arial"/>
-          <w:sz w:val="18"/>
-          <w:szCs w:val="18"/>
+          <w:rFonts w:ascii="Arial" w:hAnsi="Arial"/>
+          <w:sz w:val="18"/>
           <w:highlight w:val="lightGray"/>
         </w:rPr>
         <w:t xml:space="preserve">Document, </w:t>
       </w:r>
       <w:r>
         <w:rPr>
-          <w:rFonts w:ascii="Arial" w:eastAsia="Arial" w:hAnsi="Arial"/>
-          <w:color w:val="000000" w:themeColor="text1"/>
-          <w:sz w:val="18"/>
-          <w:szCs w:val="18"/>
+          <w:rFonts w:ascii="Arial" w:hAnsi="Arial"/>
+          <w:color w:val="000000"/>
+          <w:sz w:val="18"/>
           <w:highlight w:val="lightGray"/>
         </w:rPr>
         <w:t>page: 1, Top</w:t>
       </w:r>
       <w:r>
         <w:rPr>
-          <w:rFonts w:ascii="Arial" w:eastAsia="Arial" w:hAnsi="Arial"/>
-          <w:sz w:val="18"/>
-          <w:szCs w:val="18"/>
+          <w:rFonts w:ascii="Arial" w:hAnsi="Arial"/>
+          <w:sz w:val="18"/>
           <w:highlight w:val="lightGray"/>
         </w:rPr>
         <w:t xml:space="preserve">] </w:t>
       </w:r>
       <w:r>
         <w:rPr>
-          <w:rFonts w:ascii="Arial" w:eastAsia="Arial" w:hAnsi="Arial"/>
-          <w:b/>
-          <w:bCs/>
-          <w:sz w:val="18"/>
-          <w:szCs w:val="18"/>
+          <w:rFonts w:ascii="Arial" w:hAnsi="Arial"/>
+          <w:b/>
+          <w:sz w:val="18"/>
           <w:highlight w:val="lightGray"/>
         </w:rPr>
         <w:t>on</w:t>
       </w:r>
       <w:r>
         <w:rPr>
-          <w:rFonts w:ascii="Arial" w:eastAsia="Arial" w:hAnsi="Arial"/>
-          <w:sz w:val="18"/>
-          <w:szCs w:val="18"/>
+          <w:rFonts w:ascii="Arial" w:hAnsi="Arial"/>
+          <w:sz w:val="18"/>
           <w:highlight w:val="lightGray"/>
         </w:rPr>
         <w:t xml:space="preserve"> [</w:t>
       </w:r>
       <w:r>
         <w:rPr>
-          <w:rFonts w:ascii="Arial" w:eastAsia="Arial" w:hAnsi="Arial" w:hint="cs"/>
-          <w:sz w:val="18"/>
-          <w:szCs w:val="18"/>
-          <w:highlight w:val="lightGray"/>
-          <w:rtl/>
+          <w:rFonts w:ascii="Arial" w:hAnsi="Arial"/>
+          <w:sz w:val="18"/>
+          <w:highlight w:val="lightGray"/>
         </w:rPr>
         <w:t>7</w:t>
       </w:r>
       <w:r>
         <w:rPr>
-          <w:rFonts w:ascii="Arial" w:eastAsia="Arial" w:hAnsi="Arial"/>
-          <w:sz w:val="18"/>
-          <w:szCs w:val="18"/>
+          <w:rFonts w:ascii="Arial" w:hAnsi="Arial"/>
+          <w:sz w:val="18"/>
           <w:highlight w:val="lightGray"/>
         </w:rPr>
         <w:t>/21/202</w:t>
       </w:r>
       <w:r>
         <w:rPr>
-          <w:rFonts w:ascii="Arial" w:eastAsia="Arial" w:hAnsi="Arial" w:hint="cs"/>
-          <w:sz w:val="18"/>
-          <w:szCs w:val="18"/>
-          <w:highlight w:val="lightGray"/>
-          <w:rtl/>
+          <w:rFonts w:ascii="Arial" w:hAnsi="Arial"/>
+          <w:sz w:val="18"/>
+          <w:highlight w:val="lightGray"/>
         </w:rPr>
         <w:t>5</w:t>
       </w:r>
       <w:r>
         <w:rPr>
-          <w:rFonts w:ascii="Arial" w:eastAsia="Arial" w:hAnsi="Arial"/>
-          <w:sz w:val="18"/>
-          <w:szCs w:val="18"/>
+          <w:rFonts w:ascii="Arial" w:hAnsi="Arial"/>
+          <w:sz w:val="18"/>
           <w:highlight w:val="lightGray"/>
         </w:rPr>
         <w:t>]</w:t>
@@ -18212,311 +18265,364 @@
       </w:pPr>
       <w:r>
         <w:rPr>
-          <w:rFonts w:ascii="Arial" w:eastAsia="Arial" w:hAnsi="Arial"/>
-          <w:b/>
-          <w:bCs/>
-          <w:sz w:val="18"/>
-          <w:szCs w:val="18"/>
+          <w:rFonts w:ascii="Arial" w:hAnsi="Arial"/>
+          <w:b/>
+          <w:sz w:val="18"/>
           <w:highlight w:val="lightGray"/>
         </w:rPr>
         <w:t xml:space="preserve"># Source: </w:t>
       </w:r>
-      <w:proofErr w:type="spellStart"/>
-      <w:r>
-        <w:rPr>
-          <w:rFonts w:ascii="Arial" w:eastAsia="Arial" w:hAnsi="Arial"/>
-          <w:b/>
-          <w:bCs/>
-          <w:sz w:val="18"/>
-          <w:szCs w:val="18"/>
-          <w:highlight w:val="lightGray"/>
-        </w:rPr>
-        <w:t>ScreenShots</w:t>
-      </w:r>
-      <w:proofErr w:type="spellEnd"/>
-      <w:r>
-        <w:rPr>
-          <w:rFonts w:ascii="Arial" w:eastAsia="Arial" w:hAnsi="Arial"/>
-          <w:sz w:val="18"/>
-          <w:szCs w:val="18"/>
-          <w:highlight w:val="lightGray"/>
-        </w:rPr>
-        <w:t xml:space="preserve"> </w:t>
-      </w:r>
-      <w:r>
-        <w:rPr>
-          <w:rFonts w:ascii="Arial" w:eastAsia="Arial" w:hAnsi="Arial"/>
-          <w:b/>
-          <w:bCs/>
-          <w:sz w:val="18"/>
-          <w:szCs w:val="18"/>
+      <w:r>
+        <w:rPr>
+          <w:rFonts w:ascii="Arial" w:hAnsi="Arial" w:eastAsia="Arial" w:cs="Arial"/>
+          <w:b/>
+          <w:i w:val="0"/>
+          <w:color w:val="000000"/>
+          <w:sz w:val="18"/>
+          <w:highlight w:val="lightGray"/>
+        </w:rPr>
+        <w:t>S</w:t>
+      </w:r>
+      <w:r>
+        <w:rPr>
+          <w:rFonts w:ascii="Arial" w:hAnsi="Arial" w:eastAsia="Arial" w:cs="Arial"/>
+          <w:b/>
+          <w:i w:val="0"/>
+          <w:color w:val="000000"/>
+          <w:sz w:val="18"/>
+          <w:highlight w:val="lightGray"/>
+        </w:rPr>
+        <w:t>c</w:t>
+      </w:r>
+      <w:r>
+        <w:rPr>
+          <w:rFonts w:ascii="Arial" w:hAnsi="Arial" w:eastAsia="Arial" w:cs="Arial"/>
+          <w:b/>
+          <w:i w:val="0"/>
+          <w:color w:val="000000"/>
+          <w:sz w:val="18"/>
+          <w:highlight w:val="lightGray"/>
+        </w:rPr>
+        <w:t>r</w:t>
+      </w:r>
+      <w:r>
+        <w:rPr>
+          <w:rFonts w:ascii="Arial" w:hAnsi="Arial" w:eastAsia="Arial" w:cs="Arial"/>
+          <w:b/>
+          <w:i w:val="0"/>
+          <w:color w:val="000000"/>
+          <w:sz w:val="18"/>
+          <w:highlight w:val="lightGray"/>
+        </w:rPr>
+        <w:t>e</w:t>
+      </w:r>
+      <w:r>
+        <w:rPr>
+          <w:rFonts w:ascii="Arial" w:hAnsi="Arial" w:eastAsia="Arial" w:cs="Arial"/>
+          <w:b/>
+          <w:i w:val="0"/>
+          <w:color w:val="000000"/>
+          <w:sz w:val="18"/>
+          <w:highlight w:val="lightGray"/>
+        </w:rPr>
+        <w:t>e</w:t>
+      </w:r>
+      <w:r>
+        <w:rPr>
+          <w:rFonts w:ascii="Arial" w:hAnsi="Arial" w:eastAsia="Arial" w:cs="Arial"/>
+          <w:b/>
+          <w:i w:val="0"/>
+          <w:color w:val="000000"/>
+          <w:sz w:val="18"/>
+          <w:highlight w:val="lightGray"/>
+        </w:rPr>
+        <w:t>n</w:t>
+      </w:r>
+      <w:r>
+        <w:rPr>
+          <w:rFonts w:ascii="Arial" w:hAnsi="Arial" w:eastAsia="Arial" w:cs="Arial"/>
+          <w:b/>
+          <w:i w:val="0"/>
+          <w:color w:val="000000"/>
+          <w:sz w:val="18"/>
+          <w:highlight w:val="lightGray"/>
+        </w:rPr>
+        <w:t>S</w:t>
+      </w:r>
+      <w:r>
+        <w:rPr>
+          <w:rFonts w:ascii="Arial" w:hAnsi="Arial" w:eastAsia="Arial" w:cs="Arial"/>
+          <w:b/>
+          <w:i w:val="0"/>
+          <w:color w:val="000000"/>
+          <w:sz w:val="18"/>
+          <w:highlight w:val="lightGray"/>
+        </w:rPr>
+        <w:t>h</w:t>
+      </w:r>
+      <w:r>
+        <w:rPr>
+          <w:rFonts w:ascii="Arial" w:hAnsi="Arial" w:eastAsia="Arial" w:cs="Arial"/>
+          <w:b/>
+          <w:i w:val="0"/>
+          <w:color w:val="000000"/>
+          <w:sz w:val="18"/>
+          <w:highlight w:val="lightGray"/>
+        </w:rPr>
+        <w:t>o</w:t>
+      </w:r>
+      <w:r>
+        <w:rPr>
+          <w:rFonts w:ascii="Arial" w:hAnsi="Arial" w:eastAsia="Arial" w:cs="Arial"/>
+          <w:b/>
+          <w:i w:val="0"/>
+          <w:color w:val="000000"/>
+          <w:sz w:val="18"/>
+          <w:highlight w:val="lightGray"/>
+        </w:rPr>
+        <w:t>t</w:t>
+      </w:r>
+      <w:r>
+        <w:rPr>
+          <w:rFonts w:ascii="Arial" w:hAnsi="Arial"/>
+          <w:sz w:val="18"/>
+          <w:highlight w:val="lightGray"/>
+        </w:rPr>
+        <w:t xml:space="preserve"> </w:t>
+      </w:r>
+      <w:r>
+        <w:rPr>
+          <w:rFonts w:ascii="Arial" w:hAnsi="Arial"/>
+          <w:b/>
+          <w:sz w:val="18"/>
           <w:highlight w:val="lightGray"/>
         </w:rPr>
         <w:t>Source</w:t>
       </w:r>
       <w:r>
         <w:rPr>
-          <w:rFonts w:ascii="Arial" w:eastAsia="Arial" w:hAnsi="Arial"/>
-          <w:sz w:val="18"/>
-          <w:szCs w:val="18"/>
+          <w:rFonts w:ascii="Arial" w:hAnsi="Arial"/>
+          <w:sz w:val="18"/>
           <w:highlight w:val="lightGray"/>
         </w:rPr>
         <w:t xml:space="preserve">: </w:t>
       </w:r>
       <w:r>
         <w:rPr>
-          <w:rFonts w:ascii="Arial" w:eastAsia="Arial" w:hAnsi="Arial"/>
-          <w:b/>
-          <w:bCs/>
-          <w:sz w:val="18"/>
-          <w:szCs w:val="18"/>
+          <w:rFonts w:ascii="Arial" w:hAnsi="Arial"/>
+          <w:b/>
+          <w:sz w:val="18"/>
           <w:highlight w:val="lightGray"/>
         </w:rPr>
         <w:t>Provided by:</w:t>
       </w:r>
       <w:r>
         <w:rPr>
-          <w:rFonts w:ascii="Arial" w:eastAsia="Arial" w:hAnsi="Arial"/>
-          <w:sz w:val="18"/>
-          <w:szCs w:val="18"/>
+          <w:rFonts w:ascii="Arial" w:hAnsi="Arial"/>
+          <w:sz w:val="18"/>
           <w:highlight w:val="lightGray"/>
         </w:rPr>
         <w:t xml:space="preserve"> [Persons Table -&gt; ID Column: 1, </w:t>
       </w:r>
-      <w:proofErr w:type="spellStart"/>
-      <w:r>
-        <w:rPr>
-          <w:rFonts w:ascii="Arial" w:eastAsia="Arial" w:hAnsi="Arial"/>
-          <w:sz w:val="18"/>
-          <w:szCs w:val="18"/>
+      <w:r>
+        <w:rPr>
+          <w:rFonts w:ascii="Arial" w:hAnsi="Arial"/>
+          <w:sz w:val="18"/>
           <w:highlight w:val="lightGray"/>
         </w:rPr>
         <w:t>Name_En</w:t>
       </w:r>
-      <w:proofErr w:type="spellEnd"/>
-      <w:r>
-        <w:rPr>
-          <w:rFonts w:ascii="Arial" w:eastAsia="Arial" w:hAnsi="Arial"/>
-          <w:sz w:val="18"/>
-          <w:szCs w:val="18"/>
+      <w:r>
+        <w:rPr>
+          <w:rFonts w:ascii="Arial" w:hAnsi="Arial"/>
+          <w:sz w:val="18"/>
           <w:highlight w:val="lightGray"/>
         </w:rPr>
         <w:t xml:space="preserve"> Column: Motasem Essam] -&gt; </w:t>
       </w:r>
       <w:r>
         <w:rPr>
-          <w:rFonts w:ascii="Arial" w:eastAsia="Arial" w:hAnsi="Arial"/>
-          <w:b/>
-          <w:bCs/>
-          <w:sz w:val="18"/>
-          <w:szCs w:val="18"/>
+          <w:rFonts w:ascii="Arial" w:hAnsi="Arial"/>
+          <w:b/>
+          <w:sz w:val="18"/>
           <w:highlight w:val="lightGray"/>
         </w:rPr>
         <w:t>Tool:</w:t>
       </w:r>
       <w:r>
         <w:rPr>
-          <w:rFonts w:ascii="Arial" w:eastAsia="Arial" w:hAnsi="Arial"/>
-          <w:sz w:val="18"/>
-          <w:szCs w:val="18"/>
+          <w:rFonts w:ascii="Arial" w:hAnsi="Arial"/>
+          <w:sz w:val="18"/>
           <w:highlight w:val="lightGray"/>
         </w:rPr>
         <w:t xml:space="preserve"> [</w:t>
       </w:r>
-      <w:proofErr w:type="spellStart"/>
-      <w:r>
-        <w:rPr>
-          <w:rFonts w:ascii="Arial" w:eastAsia="Arial" w:hAnsi="Arial"/>
-          <w:sz w:val="18"/>
-          <w:szCs w:val="18"/>
+      <w:r>
+        <w:rPr>
+          <w:rFonts w:ascii="Arial" w:hAnsi="Arial"/>
+          <w:sz w:val="18"/>
           <w:highlight w:val="lightGray"/>
         </w:rPr>
         <w:t>Lightshot</w:t>
       </w:r>
-      <w:proofErr w:type="spellEnd"/>
-      <w:r>
-        <w:rPr>
-          <w:rFonts w:ascii="Arial" w:eastAsia="Arial" w:hAnsi="Arial"/>
-          <w:sz w:val="18"/>
-          <w:szCs w:val="18"/>
+      <w:r>
+        <w:rPr>
+          <w:rFonts w:ascii="Arial" w:hAnsi="Arial"/>
+          <w:sz w:val="18"/>
           <w:highlight w:val="lightGray"/>
         </w:rPr>
         <w:t xml:space="preserve"> Program] -&gt; </w:t>
       </w:r>
       <w:r>
         <w:rPr>
-          <w:rFonts w:ascii="Arial" w:eastAsia="Arial" w:hAnsi="Arial"/>
-          <w:b/>
-          <w:bCs/>
-          <w:sz w:val="18"/>
-          <w:szCs w:val="18"/>
+          <w:rFonts w:ascii="Arial" w:hAnsi="Arial"/>
+          <w:b/>
+          <w:sz w:val="18"/>
           <w:highlight w:val="lightGray"/>
         </w:rPr>
         <w:t xml:space="preserve">From </w:t>
       </w:r>
       <w:r>
         <w:rPr>
-          <w:rFonts w:ascii="Arial" w:eastAsia="Arial" w:hAnsi="Arial"/>
-          <w:sz w:val="18"/>
-          <w:szCs w:val="18"/>
+          <w:rFonts w:ascii="Arial" w:hAnsi="Arial"/>
+          <w:sz w:val="18"/>
           <w:highlight w:val="lightGray"/>
         </w:rPr>
         <w:t>[</w:t>
       </w:r>
       <w:r>
         <w:rPr>
-          <w:rFonts w:ascii="Arial" w:eastAsia="Arial" w:hAnsi="Arial"/>
-          <w:b/>
-          <w:bCs/>
-          <w:color w:val="000000" w:themeColor="text1"/>
-          <w:sz w:val="18"/>
-          <w:szCs w:val="18"/>
+          <w:rFonts w:ascii="Arial" w:hAnsi="Arial"/>
+          <w:b/>
+          <w:color w:val="000000"/>
+          <w:sz w:val="18"/>
           <w:highlight w:val="lightGray"/>
         </w:rPr>
         <w:t>Data Path</w:t>
       </w:r>
       <w:r>
         <w:rPr>
-          <w:rFonts w:ascii="Arial" w:eastAsia="Arial" w:hAnsi="Arial"/>
-          <w:color w:val="000000" w:themeColor="text1"/>
-          <w:sz w:val="18"/>
-          <w:szCs w:val="18"/>
+          <w:rFonts w:ascii="Arial" w:hAnsi="Arial"/>
+          <w:color w:val="000000"/>
+          <w:sz w:val="18"/>
           <w:highlight w:val="lightGray"/>
         </w:rPr>
         <w:t xml:space="preserve">: Sources Table -&gt; ID Column: 81, Content Title </w:t>
       </w:r>
       <w:r>
         <w:rPr>
-          <w:rFonts w:ascii="Arial" w:eastAsia="Arial" w:hAnsi="Arial"/>
-          <w:sz w:val="18"/>
-          <w:szCs w:val="18"/>
+          <w:rFonts w:ascii="Arial" w:hAnsi="Arial"/>
+          <w:sz w:val="18"/>
           <w:highlight w:val="lightGray"/>
         </w:rPr>
         <w:t>Column</w:t>
       </w:r>
       <w:r>
         <w:rPr>
-          <w:rFonts w:ascii="Arial" w:eastAsia="Arial" w:hAnsi="Arial"/>
-          <w:color w:val="000000" w:themeColor="text1"/>
-          <w:sz w:val="18"/>
-          <w:szCs w:val="18"/>
+          <w:rFonts w:ascii="Arial" w:hAnsi="Arial"/>
+          <w:color w:val="000000"/>
+          <w:sz w:val="18"/>
           <w:highlight w:val="lightGray"/>
         </w:rPr>
         <w:t>: Wiki Source - Allograph</w:t>
       </w:r>
       <w:r>
         <w:rPr>
-          <w:rFonts w:ascii="Arial" w:eastAsia="Arial" w:hAnsi="Arial"/>
-          <w:sz w:val="18"/>
-          <w:szCs w:val="18"/>
-          <w:highlight w:val="lightGray"/>
-        </w:rPr>
-        <w:t xml:space="preserve"> </w:t>
-      </w:r>
-      <w:r>
-        <w:rPr>
-          <w:rFonts w:ascii="Arial" w:eastAsia="Arial" w:hAnsi="Arial"/>
-          <w:b/>
-          <w:bCs/>
-          <w:color w:val="000000" w:themeColor="text1"/>
-          <w:sz w:val="18"/>
-          <w:szCs w:val="18"/>
+          <w:rFonts w:ascii="Arial" w:hAnsi="Arial"/>
+          <w:sz w:val="18"/>
+          <w:highlight w:val="lightGray"/>
+        </w:rPr>
+        <w:t xml:space="preserve"> </w:t>
+      </w:r>
+      <w:r>
+        <w:rPr>
+          <w:rFonts w:ascii="Arial" w:hAnsi="Arial"/>
+          <w:b/>
+          <w:color w:val="000000"/>
+          <w:sz w:val="18"/>
           <w:highlight w:val="lightGray"/>
         </w:rPr>
         <w:t>at</w:t>
       </w:r>
       <w:r>
         <w:rPr>
-          <w:rFonts w:ascii="Arial" w:eastAsia="Arial" w:hAnsi="Arial"/>
-          <w:color w:val="000000" w:themeColor="text1"/>
-          <w:sz w:val="18"/>
-          <w:szCs w:val="18"/>
+          <w:rFonts w:ascii="Arial" w:hAnsi="Arial"/>
+          <w:color w:val="000000"/>
+          <w:sz w:val="18"/>
           <w:highlight w:val="lightGray"/>
         </w:rPr>
         <w:t>: [</w:t>
       </w:r>
       <w:r>
         <w:rPr>
-          <w:rFonts w:ascii="Arial" w:eastAsia="Arial" w:hAnsi="Arial"/>
-          <w:sz w:val="18"/>
-          <w:szCs w:val="18"/>
+          <w:rFonts w:ascii="Arial" w:hAnsi="Arial"/>
+          <w:sz w:val="18"/>
           <w:highlight w:val="lightGray"/>
         </w:rPr>
         <w:t xml:space="preserve">Document, </w:t>
       </w:r>
       <w:r>
         <w:rPr>
-          <w:rFonts w:ascii="Arial" w:eastAsia="Arial" w:hAnsi="Arial"/>
-          <w:color w:val="000000" w:themeColor="text1"/>
-          <w:sz w:val="18"/>
-          <w:szCs w:val="18"/>
+          <w:rFonts w:ascii="Arial" w:hAnsi="Arial"/>
+          <w:color w:val="000000"/>
+          <w:sz w:val="18"/>
           <w:highlight w:val="lightGray"/>
         </w:rPr>
         <w:t>page: 1, Top</w:t>
       </w:r>
       <w:r>
         <w:rPr>
-          <w:rFonts w:ascii="Arial" w:eastAsia="Arial" w:hAnsi="Arial"/>
-          <w:sz w:val="18"/>
-          <w:szCs w:val="18"/>
+          <w:rFonts w:ascii="Arial" w:hAnsi="Arial"/>
+          <w:sz w:val="18"/>
           <w:highlight w:val="lightGray"/>
         </w:rPr>
         <w:t xml:space="preserve">] </w:t>
       </w:r>
       <w:r>
         <w:rPr>
-          <w:rFonts w:ascii="Arial" w:eastAsia="Arial" w:hAnsi="Arial"/>
-          <w:b/>
-          <w:bCs/>
-          <w:sz w:val="18"/>
-          <w:szCs w:val="18"/>
+          <w:rFonts w:ascii="Arial" w:hAnsi="Arial"/>
+          <w:b/>
+          <w:sz w:val="18"/>
           <w:highlight w:val="lightGray"/>
         </w:rPr>
         <w:t>on</w:t>
       </w:r>
       <w:r>
         <w:rPr>
-          <w:rFonts w:ascii="Arial" w:eastAsia="Arial" w:hAnsi="Arial"/>
-          <w:sz w:val="18"/>
-          <w:szCs w:val="18"/>
+          <w:rFonts w:ascii="Arial" w:hAnsi="Arial"/>
+          <w:sz w:val="18"/>
           <w:highlight w:val="lightGray"/>
         </w:rPr>
         <w:t xml:space="preserve"> [</w:t>
       </w:r>
       <w:r>
         <w:rPr>
-          <w:rFonts w:ascii="Arial" w:eastAsia="Arial" w:hAnsi="Arial" w:hint="cs"/>
-          <w:sz w:val="18"/>
-          <w:szCs w:val="18"/>
-          <w:highlight w:val="lightGray"/>
-          <w:rtl/>
+          <w:rFonts w:ascii="Arial" w:hAnsi="Arial"/>
+          <w:sz w:val="18"/>
+          <w:highlight w:val="lightGray"/>
         </w:rPr>
         <w:t>7</w:t>
       </w:r>
       <w:r>
         <w:rPr>
-          <w:rFonts w:ascii="Arial" w:eastAsia="Arial" w:hAnsi="Arial"/>
-          <w:sz w:val="18"/>
-          <w:szCs w:val="18"/>
+          <w:rFonts w:ascii="Arial" w:hAnsi="Arial"/>
+          <w:sz w:val="18"/>
           <w:highlight w:val="lightGray"/>
         </w:rPr>
         <w:t>/21/202</w:t>
       </w:r>
       <w:r>
         <w:rPr>
-          <w:rFonts w:ascii="Arial" w:eastAsia="Arial" w:hAnsi="Arial" w:hint="cs"/>
-          <w:sz w:val="18"/>
-          <w:szCs w:val="18"/>
-          <w:highlight w:val="lightGray"/>
-          <w:rtl/>
+          <w:rFonts w:ascii="Arial" w:hAnsi="Arial"/>
+          <w:sz w:val="18"/>
+          <w:highlight w:val="lightGray"/>
         </w:rPr>
         <w:t>5</w:t>
       </w:r>
       <w:r>
         <w:rPr>
-          <w:rFonts w:ascii="Arial" w:eastAsia="Arial" w:hAnsi="Arial"/>
-          <w:sz w:val="18"/>
-          <w:szCs w:val="18"/>
+          <w:rFonts w:ascii="Arial" w:hAnsi="Arial"/>
+          <w:sz w:val="18"/>
           <w:highlight w:val="lightGray"/>
         </w:rPr>
         <w:t>]</w:t>
